--- a/Другое/2026/Конспекты/2. Этот неподражаемый Дживс/1. Краткий пересказ.docx
+++ b/Другое/2026/Конспекты/2. Этот неподражаемый Дживс/1. Краткий пересказ.docx
@@ -8,15 +8,15 @@
         <w:rPr>
           <w:rFonts w:ascii="Times New Roman" w:hAnsi="Times New Roman" w:cs="Times New Roman"/>
           <w:b/>
-          <w:sz w:val="24"/>
-          <w:szCs w:val="24"/>
-        </w:rPr>
-      </w:pPr>
-      <w:r>
-        <w:rPr>
-          <w:rFonts w:ascii="Times New Roman" w:hAnsi="Times New Roman" w:cs="Times New Roman"/>
-          <w:b/>
-          <w:sz w:val="24"/>
+          <w:sz w:val="28"/>
+          <w:szCs w:val="24"/>
+        </w:rPr>
+      </w:pPr>
+      <w:r>
+        <w:rPr>
+          <w:rFonts w:ascii="Times New Roman" w:hAnsi="Times New Roman" w:cs="Times New Roman"/>
+          <w:b/>
+          <w:sz w:val="28"/>
           <w:szCs w:val="24"/>
         </w:rPr>
         <w:t>Краткий пересказ</w:t>
@@ -28,16 +28,18 @@
         <w:rPr>
           <w:rFonts w:ascii="Times New Roman" w:hAnsi="Times New Roman" w:cs="Times New Roman"/>
           <w:b/>
-          <w:sz w:val="24"/>
-          <w:szCs w:val="24"/>
-        </w:rPr>
-      </w:pPr>
-      <w:r>
-        <w:rPr>
-          <w:rFonts w:ascii="Times New Roman" w:hAnsi="Times New Roman" w:cs="Times New Roman"/>
-          <w:b/>
-          <w:sz w:val="24"/>
-          <w:szCs w:val="24"/>
+          <w:sz w:val="28"/>
+          <w:szCs w:val="24"/>
+          <w:u w:val="single"/>
+        </w:rPr>
+      </w:pPr>
+      <w:r>
+        <w:rPr>
+          <w:rFonts w:ascii="Times New Roman" w:hAnsi="Times New Roman" w:cs="Times New Roman"/>
+          <w:b/>
+          <w:sz w:val="28"/>
+          <w:szCs w:val="24"/>
+          <w:u w:val="single"/>
         </w:rPr>
         <w:t>Глава 1.</w:t>
       </w:r>
@@ -48,16 +50,18 @@
         <w:rPr>
           <w:rFonts w:ascii="Times New Roman" w:hAnsi="Times New Roman" w:cs="Times New Roman"/>
           <w:b/>
-          <w:sz w:val="24"/>
-          <w:szCs w:val="24"/>
-        </w:rPr>
-      </w:pPr>
-      <w:r>
-        <w:rPr>
-          <w:rFonts w:ascii="Times New Roman" w:hAnsi="Times New Roman" w:cs="Times New Roman"/>
-          <w:b/>
-          <w:sz w:val="24"/>
-          <w:szCs w:val="24"/>
+          <w:sz w:val="28"/>
+          <w:szCs w:val="24"/>
+          <w:u w:val="single"/>
+        </w:rPr>
+      </w:pPr>
+      <w:r>
+        <w:rPr>
+          <w:rFonts w:ascii="Times New Roman" w:hAnsi="Times New Roman" w:cs="Times New Roman"/>
+          <w:b/>
+          <w:sz w:val="28"/>
+          <w:szCs w:val="24"/>
+          <w:u w:val="single"/>
         </w:rPr>
         <w:t>Дживс шевелит мозгами</w:t>
       </w:r>
@@ -150,7 +154,7 @@
           <w:sz w:val="24"/>
           <w:szCs w:val="24"/>
         </w:rPr>
-        <w:t xml:space="preserve"> (для Бинго это обычное дело)</w:t>
+        <w:t>, для Бинго это обычное дело</w:t>
       </w:r>
       <w:r>
         <w:rPr>
@@ -311,6 +315,14 @@
           <w:szCs w:val="24"/>
         </w:rPr>
         <w:t xml:space="preserve"> Дживс</w:t>
+      </w:r>
+      <w:r>
+        <w:rPr>
+          <w:rFonts w:ascii="Times New Roman" w:hAnsi="Times New Roman" w:cs="Times New Roman"/>
+          <w:sz w:val="24"/>
+          <w:szCs w:val="24"/>
+        </w:rPr>
+        <w:t>а</w:t>
       </w:r>
       <w:r>
         <w:rPr>
@@ -494,16 +506,18 @@
         <w:rPr>
           <w:rFonts w:ascii="Times New Roman" w:hAnsi="Times New Roman" w:cs="Times New Roman"/>
           <w:b/>
-          <w:sz w:val="24"/>
-          <w:szCs w:val="24"/>
-        </w:rPr>
-      </w:pPr>
-      <w:r>
-        <w:rPr>
-          <w:rFonts w:ascii="Times New Roman" w:hAnsi="Times New Roman" w:cs="Times New Roman"/>
-          <w:b/>
-          <w:sz w:val="24"/>
-          <w:szCs w:val="24"/>
+          <w:sz w:val="28"/>
+          <w:szCs w:val="24"/>
+          <w:u w:val="single"/>
+        </w:rPr>
+      </w:pPr>
+      <w:r>
+        <w:rPr>
+          <w:rFonts w:ascii="Times New Roman" w:hAnsi="Times New Roman" w:cs="Times New Roman"/>
+          <w:b/>
+          <w:sz w:val="28"/>
+          <w:szCs w:val="24"/>
+          <w:u w:val="single"/>
         </w:rPr>
         <w:t>Глава 2.</w:t>
       </w:r>
@@ -514,16 +528,18 @@
         <w:rPr>
           <w:rFonts w:ascii="Times New Roman" w:hAnsi="Times New Roman" w:cs="Times New Roman"/>
           <w:b/>
-          <w:sz w:val="24"/>
-          <w:szCs w:val="24"/>
-        </w:rPr>
-      </w:pPr>
-      <w:r>
-        <w:rPr>
-          <w:rFonts w:ascii="Times New Roman" w:hAnsi="Times New Roman" w:cs="Times New Roman"/>
-          <w:b/>
-          <w:sz w:val="24"/>
-          <w:szCs w:val="24"/>
+          <w:sz w:val="28"/>
+          <w:szCs w:val="24"/>
+          <w:u w:val="single"/>
+        </w:rPr>
+      </w:pPr>
+      <w:r>
+        <w:rPr>
+          <w:rFonts w:ascii="Times New Roman" w:hAnsi="Times New Roman" w:cs="Times New Roman"/>
+          <w:b/>
+          <w:sz w:val="28"/>
+          <w:szCs w:val="24"/>
+          <w:u w:val="single"/>
         </w:rPr>
         <w:t>Свадебные колокола отменяются</w:t>
       </w:r>
@@ -584,15 +600,41 @@
           <w:sz w:val="24"/>
           <w:szCs w:val="24"/>
         </w:rPr>
-        <w:t xml:space="preserve">проникался всё сильнее – в конце концов ревел, </w:t>
-      </w:r>
-      <w:r>
-        <w:rPr>
-          <w:rFonts w:ascii="Times New Roman" w:hAnsi="Times New Roman" w:cs="Times New Roman"/>
+        <w:t xml:space="preserve">проникался всё сильнее – в конце концов </w:t>
+      </w:r>
+      <w:r>
+        <w:rPr>
+          <w:rFonts w:ascii="Times New Roman" w:hAnsi="Times New Roman" w:cs="Times New Roman"/>
+          <w:sz w:val="24"/>
+          <w:szCs w:val="24"/>
+        </w:rPr>
+        <w:t>«</w:t>
+      </w:r>
+      <w:r>
+        <w:rPr>
+          <w:rFonts w:ascii="Times New Roman" w:hAnsi="Times New Roman" w:cs="Times New Roman"/>
+          <w:i/>
+          <w:sz w:val="24"/>
+          <w:szCs w:val="24"/>
+        </w:rPr>
+        <w:t xml:space="preserve">ревел, </w:t>
+      </w:r>
+      <w:r>
+        <w:rPr>
+          <w:rFonts w:ascii="Times New Roman" w:hAnsi="Times New Roman" w:cs="Times New Roman"/>
+          <w:i/>
           <w:sz w:val="24"/>
           <w:szCs w:val="24"/>
         </w:rPr>
         <w:t>как новорожденный теленок</w:t>
+      </w:r>
+      <w:r>
+        <w:rPr>
+          <w:rFonts w:ascii="Times New Roman" w:hAnsi="Times New Roman" w:cs="Times New Roman"/>
+          <w:sz w:val="24"/>
+          <w:szCs w:val="24"/>
+        </w:rPr>
+        <w:t>»</w:t>
       </w:r>
       <w:r>
         <w:rPr>
@@ -1099,66 +1141,101 @@
         </w:rPr>
         <w:t>ался, что предвидел такой исход</w:t>
       </w:r>
+      <w:r>
+        <w:rPr>
+          <w:rFonts w:ascii="Times New Roman" w:hAnsi="Times New Roman" w:cs="Times New Roman"/>
+          <w:sz w:val="24"/>
+          <w:szCs w:val="24"/>
+        </w:rPr>
+        <w:t xml:space="preserve"> и даже рад этому, так как </w:t>
+      </w:r>
+      <w:r>
+        <w:rPr>
+          <w:rFonts w:ascii="Times New Roman" w:hAnsi="Times New Roman" w:cs="Times New Roman"/>
+          <w:sz w:val="24"/>
+          <w:szCs w:val="24"/>
+        </w:rPr>
+        <w:t xml:space="preserve">давно понял, что они не подходят друг для друга и </w:t>
+      </w:r>
+      <w:r>
+        <w:rPr>
+          <w:rFonts w:ascii="Times New Roman" w:hAnsi="Times New Roman" w:cs="Times New Roman"/>
+          <w:sz w:val="24"/>
+          <w:szCs w:val="24"/>
+        </w:rPr>
+        <w:t>сейчас состоит в отношениях с той самой официанткой Мэйбл.</w:t>
+      </w:r>
+    </w:p>
+    <w:p>
+      <w:pPr>
+        <w:jc w:val="center"/>
+        <w:rPr>
+          <w:rFonts w:ascii="Times New Roman" w:hAnsi="Times New Roman" w:cs="Times New Roman"/>
+          <w:b/>
+          <w:sz w:val="28"/>
+          <w:szCs w:val="24"/>
+          <w:u w:val="single"/>
+        </w:rPr>
+      </w:pPr>
+      <w:r>
+        <w:rPr>
+          <w:rFonts w:ascii="Times New Roman" w:hAnsi="Times New Roman" w:cs="Times New Roman"/>
+          <w:b/>
+          <w:sz w:val="28"/>
+          <w:szCs w:val="24"/>
+          <w:u w:val="single"/>
+        </w:rPr>
+        <w:t>Глава 3.</w:t>
+      </w:r>
+    </w:p>
+    <w:p>
+      <w:pPr>
+        <w:jc w:val="center"/>
+        <w:rPr>
+          <w:rFonts w:ascii="Times New Roman" w:hAnsi="Times New Roman" w:cs="Times New Roman"/>
+          <w:b/>
+          <w:sz w:val="28"/>
+          <w:szCs w:val="24"/>
+          <w:u w:val="single"/>
+        </w:rPr>
+      </w:pPr>
+      <w:r>
+        <w:rPr>
+          <w:rFonts w:ascii="Times New Roman" w:hAnsi="Times New Roman" w:cs="Times New Roman"/>
+          <w:b/>
+          <w:sz w:val="28"/>
+          <w:szCs w:val="24"/>
+          <w:u w:val="single"/>
+        </w:rPr>
+        <w:t>Коварные замыслы тети Агаты</w:t>
+      </w:r>
+    </w:p>
+    <w:p>
+      <w:pPr>
+        <w:rPr>
+          <w:rFonts w:ascii="Times New Roman" w:hAnsi="Times New Roman" w:cs="Times New Roman"/>
+          <w:sz w:val="28"/>
+          <w:szCs w:val="24"/>
+        </w:rPr>
+      </w:pPr>
       <w:bookmarkStart w:id="0" w:name="_GoBack"/>
       <w:bookmarkEnd w:id="0"/>
-      <w:r>
-        <w:rPr>
-          <w:rFonts w:ascii="Times New Roman" w:hAnsi="Times New Roman" w:cs="Times New Roman"/>
-          <w:sz w:val="24"/>
-          <w:szCs w:val="24"/>
-        </w:rPr>
-        <w:t xml:space="preserve"> и даже рад этому, так как </w:t>
-      </w:r>
-      <w:r>
-        <w:rPr>
-          <w:rFonts w:ascii="Times New Roman" w:hAnsi="Times New Roman" w:cs="Times New Roman"/>
-          <w:sz w:val="24"/>
-          <w:szCs w:val="24"/>
-        </w:rPr>
-        <w:t xml:space="preserve">давно понял, что они не подходят друг для друга и </w:t>
-      </w:r>
-      <w:r>
-        <w:rPr>
-          <w:rFonts w:ascii="Times New Roman" w:hAnsi="Times New Roman" w:cs="Times New Roman"/>
-          <w:sz w:val="24"/>
-          <w:szCs w:val="24"/>
-        </w:rPr>
-        <w:t>сейчас состоит в отношениях с той самой официанткой Мэйбл.</w:t>
-      </w:r>
-    </w:p>
-    <w:p>
-      <w:pPr>
-        <w:rPr>
-          <w:rFonts w:ascii="Times New Roman" w:hAnsi="Times New Roman" w:cs="Times New Roman"/>
-          <w:b/>
-          <w:sz w:val="24"/>
-          <w:szCs w:val="24"/>
-        </w:rPr>
-      </w:pPr>
-      <w:r>
-        <w:rPr>
-          <w:rFonts w:ascii="Times New Roman" w:hAnsi="Times New Roman" w:cs="Times New Roman"/>
-          <w:b/>
-          <w:sz w:val="24"/>
-          <w:szCs w:val="24"/>
-        </w:rPr>
-        <w:t>Глава 3.</w:t>
-      </w:r>
-    </w:p>
-    <w:p>
-      <w:pPr>
-        <w:rPr>
-          <w:rFonts w:ascii="Times New Roman" w:hAnsi="Times New Roman" w:cs="Times New Roman"/>
-          <w:b/>
-          <w:sz w:val="24"/>
-          <w:szCs w:val="24"/>
-        </w:rPr>
-      </w:pPr>
-      <w:r>
-        <w:rPr>
-          <w:rFonts w:ascii="Times New Roman" w:hAnsi="Times New Roman" w:cs="Times New Roman"/>
-          <w:b/>
-          <w:sz w:val="24"/>
+    </w:p>
+    <w:p>
+      <w:pPr>
+        <w:jc w:val="center"/>
+        <w:rPr>
+          <w:rFonts w:ascii="Times New Roman" w:hAnsi="Times New Roman" w:cs="Times New Roman"/>
+          <w:b/>
+          <w:sz w:val="28"/>
+          <w:szCs w:val="24"/>
+        </w:rPr>
+      </w:pPr>
+      <w:r>
+        <w:rPr>
+          <w:rFonts w:ascii="Times New Roman" w:hAnsi="Times New Roman" w:cs="Times New Roman"/>
+          <w:b/>
+          <w:sz w:val="28"/>
           <w:szCs w:val="24"/>
         </w:rPr>
         <w:t>Глава 4.</w:t>
@@ -1166,18 +1243,19 @@
     </w:p>
     <w:p>
       <w:pPr>
-        <w:rPr>
-          <w:rFonts w:ascii="Times New Roman" w:hAnsi="Times New Roman" w:cs="Times New Roman"/>
-          <w:b/>
-          <w:sz w:val="24"/>
-          <w:szCs w:val="24"/>
-        </w:rPr>
-      </w:pPr>
-      <w:r>
-        <w:rPr>
-          <w:rFonts w:ascii="Times New Roman" w:hAnsi="Times New Roman" w:cs="Times New Roman"/>
-          <w:b/>
-          <w:sz w:val="24"/>
+        <w:jc w:val="center"/>
+        <w:rPr>
+          <w:rFonts w:ascii="Times New Roman" w:hAnsi="Times New Roman" w:cs="Times New Roman"/>
+          <w:b/>
+          <w:sz w:val="28"/>
+          <w:szCs w:val="24"/>
+        </w:rPr>
+      </w:pPr>
+      <w:r>
+        <w:rPr>
+          <w:rFonts w:ascii="Times New Roman" w:hAnsi="Times New Roman" w:cs="Times New Roman"/>
+          <w:b/>
+          <w:sz w:val="28"/>
           <w:szCs w:val="24"/>
         </w:rPr>
         <w:t>Глава 5.</w:t>
@@ -1185,37 +1263,40 @@
     </w:p>
     <w:p>
       <w:pPr>
-        <w:rPr>
-          <w:rFonts w:ascii="Times New Roman" w:hAnsi="Times New Roman" w:cs="Times New Roman"/>
-          <w:b/>
-          <w:sz w:val="24"/>
-          <w:szCs w:val="24"/>
-        </w:rPr>
-      </w:pPr>
-      <w:r>
-        <w:rPr>
-          <w:rFonts w:ascii="Times New Roman" w:hAnsi="Times New Roman" w:cs="Times New Roman"/>
-          <w:b/>
-          <w:sz w:val="24"/>
-          <w:szCs w:val="24"/>
-        </w:rPr>
+        <w:jc w:val="center"/>
+        <w:rPr>
+          <w:rFonts w:ascii="Times New Roman" w:hAnsi="Times New Roman" w:cs="Times New Roman"/>
+          <w:b/>
+          <w:sz w:val="28"/>
+          <w:szCs w:val="24"/>
+        </w:rPr>
+      </w:pPr>
+      <w:r>
+        <w:rPr>
+          <w:rFonts w:ascii="Times New Roman" w:hAnsi="Times New Roman" w:cs="Times New Roman"/>
+          <w:b/>
+          <w:sz w:val="28"/>
+          <w:szCs w:val="24"/>
+        </w:rPr>
+        <w:lastRenderedPageBreak/>
         <w:t>Глава 6.</w:t>
       </w:r>
     </w:p>
     <w:p>
       <w:pPr>
-        <w:rPr>
-          <w:rFonts w:ascii="Times New Roman" w:hAnsi="Times New Roman" w:cs="Times New Roman"/>
-          <w:b/>
-          <w:sz w:val="24"/>
-          <w:szCs w:val="24"/>
-        </w:rPr>
-      </w:pPr>
-      <w:r>
-        <w:rPr>
-          <w:rFonts w:ascii="Times New Roman" w:hAnsi="Times New Roman" w:cs="Times New Roman"/>
-          <w:b/>
-          <w:sz w:val="24"/>
+        <w:jc w:val="center"/>
+        <w:rPr>
+          <w:rFonts w:ascii="Times New Roman" w:hAnsi="Times New Roman" w:cs="Times New Roman"/>
+          <w:b/>
+          <w:sz w:val="28"/>
+          <w:szCs w:val="24"/>
+        </w:rPr>
+      </w:pPr>
+      <w:r>
+        <w:rPr>
+          <w:rFonts w:ascii="Times New Roman" w:hAnsi="Times New Roman" w:cs="Times New Roman"/>
+          <w:b/>
+          <w:sz w:val="28"/>
           <w:szCs w:val="24"/>
         </w:rPr>
         <w:t>Глава 7.</w:t>
@@ -1223,18 +1304,19 @@
     </w:p>
     <w:p>
       <w:pPr>
-        <w:rPr>
-          <w:rFonts w:ascii="Times New Roman" w:hAnsi="Times New Roman" w:cs="Times New Roman"/>
-          <w:b/>
-          <w:sz w:val="24"/>
-          <w:szCs w:val="24"/>
-        </w:rPr>
-      </w:pPr>
-      <w:r>
-        <w:rPr>
-          <w:rFonts w:ascii="Times New Roman" w:hAnsi="Times New Roman" w:cs="Times New Roman"/>
-          <w:b/>
-          <w:sz w:val="24"/>
+        <w:jc w:val="center"/>
+        <w:rPr>
+          <w:rFonts w:ascii="Times New Roman" w:hAnsi="Times New Roman" w:cs="Times New Roman"/>
+          <w:b/>
+          <w:sz w:val="28"/>
+          <w:szCs w:val="24"/>
+        </w:rPr>
+      </w:pPr>
+      <w:r>
+        <w:rPr>
+          <w:rFonts w:ascii="Times New Roman" w:hAnsi="Times New Roman" w:cs="Times New Roman"/>
+          <w:b/>
+          <w:sz w:val="28"/>
           <w:szCs w:val="24"/>
         </w:rPr>
         <w:t>Глава 8.</w:t>
@@ -1242,38 +1324,39 @@
     </w:p>
     <w:p>
       <w:pPr>
-        <w:rPr>
-          <w:rFonts w:ascii="Times New Roman" w:hAnsi="Times New Roman" w:cs="Times New Roman"/>
-          <w:b/>
-          <w:sz w:val="24"/>
-          <w:szCs w:val="24"/>
-        </w:rPr>
-      </w:pPr>
-      <w:r>
-        <w:rPr>
-          <w:rFonts w:ascii="Times New Roman" w:hAnsi="Times New Roman" w:cs="Times New Roman"/>
-          <w:b/>
-          <w:sz w:val="24"/>
-          <w:szCs w:val="24"/>
-        </w:rPr>
-        <w:lastRenderedPageBreak/>
+        <w:jc w:val="center"/>
+        <w:rPr>
+          <w:rFonts w:ascii="Times New Roman" w:hAnsi="Times New Roman" w:cs="Times New Roman"/>
+          <w:b/>
+          <w:sz w:val="28"/>
+          <w:szCs w:val="24"/>
+        </w:rPr>
+      </w:pPr>
+      <w:r>
+        <w:rPr>
+          <w:rFonts w:ascii="Times New Roman" w:hAnsi="Times New Roman" w:cs="Times New Roman"/>
+          <w:b/>
+          <w:sz w:val="28"/>
+          <w:szCs w:val="24"/>
+        </w:rPr>
         <w:t>Глава 9.</w:t>
       </w:r>
     </w:p>
     <w:p>
       <w:pPr>
-        <w:rPr>
-          <w:rFonts w:ascii="Times New Roman" w:hAnsi="Times New Roman" w:cs="Times New Roman"/>
-          <w:b/>
-          <w:sz w:val="24"/>
-          <w:szCs w:val="24"/>
-        </w:rPr>
-      </w:pPr>
-      <w:r>
-        <w:rPr>
-          <w:rFonts w:ascii="Times New Roman" w:hAnsi="Times New Roman" w:cs="Times New Roman"/>
-          <w:b/>
-          <w:sz w:val="24"/>
+        <w:jc w:val="center"/>
+        <w:rPr>
+          <w:rFonts w:ascii="Times New Roman" w:hAnsi="Times New Roman" w:cs="Times New Roman"/>
+          <w:b/>
+          <w:sz w:val="28"/>
+          <w:szCs w:val="24"/>
+        </w:rPr>
+      </w:pPr>
+      <w:r>
+        <w:rPr>
+          <w:rFonts w:ascii="Times New Roman" w:hAnsi="Times New Roman" w:cs="Times New Roman"/>
+          <w:b/>
+          <w:sz w:val="28"/>
           <w:szCs w:val="24"/>
         </w:rPr>
         <w:t>Глава 10.</w:t>
@@ -1281,18 +1364,19 @@
     </w:p>
     <w:p>
       <w:pPr>
-        <w:rPr>
-          <w:rFonts w:ascii="Times New Roman" w:hAnsi="Times New Roman" w:cs="Times New Roman"/>
-          <w:b/>
-          <w:sz w:val="24"/>
-          <w:szCs w:val="24"/>
-        </w:rPr>
-      </w:pPr>
-      <w:r>
-        <w:rPr>
-          <w:rFonts w:ascii="Times New Roman" w:hAnsi="Times New Roman" w:cs="Times New Roman"/>
-          <w:b/>
-          <w:sz w:val="24"/>
+        <w:jc w:val="center"/>
+        <w:rPr>
+          <w:rFonts w:ascii="Times New Roman" w:hAnsi="Times New Roman" w:cs="Times New Roman"/>
+          <w:b/>
+          <w:sz w:val="28"/>
+          <w:szCs w:val="24"/>
+        </w:rPr>
+      </w:pPr>
+      <w:r>
+        <w:rPr>
+          <w:rFonts w:ascii="Times New Roman" w:hAnsi="Times New Roman" w:cs="Times New Roman"/>
+          <w:b/>
+          <w:sz w:val="28"/>
           <w:szCs w:val="24"/>
         </w:rPr>
         <w:t>Глава 11.</w:t>
@@ -1300,18 +1384,19 @@
     </w:p>
     <w:p>
       <w:pPr>
-        <w:rPr>
-          <w:rFonts w:ascii="Times New Roman" w:hAnsi="Times New Roman" w:cs="Times New Roman"/>
-          <w:b/>
-          <w:sz w:val="24"/>
-          <w:szCs w:val="24"/>
-        </w:rPr>
-      </w:pPr>
-      <w:r>
-        <w:rPr>
-          <w:rFonts w:ascii="Times New Roman" w:hAnsi="Times New Roman" w:cs="Times New Roman"/>
-          <w:b/>
-          <w:sz w:val="24"/>
+        <w:jc w:val="center"/>
+        <w:rPr>
+          <w:rFonts w:ascii="Times New Roman" w:hAnsi="Times New Roman" w:cs="Times New Roman"/>
+          <w:b/>
+          <w:sz w:val="28"/>
+          <w:szCs w:val="24"/>
+        </w:rPr>
+      </w:pPr>
+      <w:r>
+        <w:rPr>
+          <w:rFonts w:ascii="Times New Roman" w:hAnsi="Times New Roman" w:cs="Times New Roman"/>
+          <w:b/>
+          <w:sz w:val="28"/>
           <w:szCs w:val="24"/>
         </w:rPr>
         <w:t>Глава 12.</w:t>
@@ -1319,18 +1404,19 @@
     </w:p>
     <w:p>
       <w:pPr>
-        <w:rPr>
-          <w:rFonts w:ascii="Times New Roman" w:hAnsi="Times New Roman" w:cs="Times New Roman"/>
-          <w:b/>
-          <w:sz w:val="24"/>
-          <w:szCs w:val="24"/>
-        </w:rPr>
-      </w:pPr>
-      <w:r>
-        <w:rPr>
-          <w:rFonts w:ascii="Times New Roman" w:hAnsi="Times New Roman" w:cs="Times New Roman"/>
-          <w:b/>
-          <w:sz w:val="24"/>
+        <w:jc w:val="center"/>
+        <w:rPr>
+          <w:rFonts w:ascii="Times New Roman" w:hAnsi="Times New Roman" w:cs="Times New Roman"/>
+          <w:b/>
+          <w:sz w:val="28"/>
+          <w:szCs w:val="24"/>
+        </w:rPr>
+      </w:pPr>
+      <w:r>
+        <w:rPr>
+          <w:rFonts w:ascii="Times New Roman" w:hAnsi="Times New Roman" w:cs="Times New Roman"/>
+          <w:b/>
+          <w:sz w:val="28"/>
           <w:szCs w:val="24"/>
         </w:rPr>
         <w:t>Глава 13.</w:t>
@@ -1338,18 +1424,19 @@
     </w:p>
     <w:p>
       <w:pPr>
-        <w:rPr>
-          <w:rFonts w:ascii="Times New Roman" w:hAnsi="Times New Roman" w:cs="Times New Roman"/>
-          <w:b/>
-          <w:sz w:val="24"/>
-          <w:szCs w:val="24"/>
-        </w:rPr>
-      </w:pPr>
-      <w:r>
-        <w:rPr>
-          <w:rFonts w:ascii="Times New Roman" w:hAnsi="Times New Roman" w:cs="Times New Roman"/>
-          <w:b/>
-          <w:sz w:val="24"/>
+        <w:jc w:val="center"/>
+        <w:rPr>
+          <w:rFonts w:ascii="Times New Roman" w:hAnsi="Times New Roman" w:cs="Times New Roman"/>
+          <w:b/>
+          <w:sz w:val="28"/>
+          <w:szCs w:val="24"/>
+        </w:rPr>
+      </w:pPr>
+      <w:r>
+        <w:rPr>
+          <w:rFonts w:ascii="Times New Roman" w:hAnsi="Times New Roman" w:cs="Times New Roman"/>
+          <w:b/>
+          <w:sz w:val="28"/>
           <w:szCs w:val="24"/>
         </w:rPr>
         <w:t>Глава 14.</w:t>
@@ -1357,18 +1444,19 @@
     </w:p>
     <w:p>
       <w:pPr>
-        <w:rPr>
-          <w:rFonts w:ascii="Times New Roman" w:hAnsi="Times New Roman" w:cs="Times New Roman"/>
-          <w:b/>
-          <w:sz w:val="24"/>
-          <w:szCs w:val="24"/>
-        </w:rPr>
-      </w:pPr>
-      <w:r>
-        <w:rPr>
-          <w:rFonts w:ascii="Times New Roman" w:hAnsi="Times New Roman" w:cs="Times New Roman"/>
-          <w:b/>
-          <w:sz w:val="24"/>
+        <w:jc w:val="center"/>
+        <w:rPr>
+          <w:rFonts w:ascii="Times New Roman" w:hAnsi="Times New Roman" w:cs="Times New Roman"/>
+          <w:b/>
+          <w:sz w:val="28"/>
+          <w:szCs w:val="24"/>
+        </w:rPr>
+      </w:pPr>
+      <w:r>
+        <w:rPr>
+          <w:rFonts w:ascii="Times New Roman" w:hAnsi="Times New Roman" w:cs="Times New Roman"/>
+          <w:b/>
+          <w:sz w:val="28"/>
           <w:szCs w:val="24"/>
         </w:rPr>
         <w:t>Глава 15.</w:t>
@@ -1376,18 +1464,19 @@
     </w:p>
     <w:p>
       <w:pPr>
-        <w:rPr>
-          <w:rFonts w:ascii="Times New Roman" w:hAnsi="Times New Roman" w:cs="Times New Roman"/>
-          <w:b/>
-          <w:sz w:val="24"/>
-          <w:szCs w:val="24"/>
-        </w:rPr>
-      </w:pPr>
-      <w:r>
-        <w:rPr>
-          <w:rFonts w:ascii="Times New Roman" w:hAnsi="Times New Roman" w:cs="Times New Roman"/>
-          <w:b/>
-          <w:sz w:val="24"/>
+        <w:jc w:val="center"/>
+        <w:rPr>
+          <w:rFonts w:ascii="Times New Roman" w:hAnsi="Times New Roman" w:cs="Times New Roman"/>
+          <w:b/>
+          <w:sz w:val="28"/>
+          <w:szCs w:val="24"/>
+        </w:rPr>
+      </w:pPr>
+      <w:r>
+        <w:rPr>
+          <w:rFonts w:ascii="Times New Roman" w:hAnsi="Times New Roman" w:cs="Times New Roman"/>
+          <w:b/>
+          <w:sz w:val="28"/>
           <w:szCs w:val="24"/>
         </w:rPr>
         <w:t>Глава 16.</w:t>
@@ -1395,18 +1484,19 @@
     </w:p>
     <w:p>
       <w:pPr>
-        <w:rPr>
-          <w:rFonts w:ascii="Times New Roman" w:hAnsi="Times New Roman" w:cs="Times New Roman"/>
-          <w:b/>
-          <w:sz w:val="24"/>
-          <w:szCs w:val="24"/>
-        </w:rPr>
-      </w:pPr>
-      <w:r>
-        <w:rPr>
-          <w:rFonts w:ascii="Times New Roman" w:hAnsi="Times New Roman" w:cs="Times New Roman"/>
-          <w:b/>
-          <w:sz w:val="24"/>
+        <w:jc w:val="center"/>
+        <w:rPr>
+          <w:rFonts w:ascii="Times New Roman" w:hAnsi="Times New Roman" w:cs="Times New Roman"/>
+          <w:b/>
+          <w:sz w:val="28"/>
+          <w:szCs w:val="24"/>
+        </w:rPr>
+      </w:pPr>
+      <w:r>
+        <w:rPr>
+          <w:rFonts w:ascii="Times New Roman" w:hAnsi="Times New Roman" w:cs="Times New Roman"/>
+          <w:b/>
+          <w:sz w:val="28"/>
           <w:szCs w:val="24"/>
         </w:rPr>
         <w:t>Глава 17.</w:t>
@@ -1414,18 +1504,19 @@
     </w:p>
     <w:p>
       <w:pPr>
-        <w:rPr>
-          <w:rFonts w:ascii="Times New Roman" w:hAnsi="Times New Roman" w:cs="Times New Roman"/>
-          <w:b/>
-          <w:sz w:val="24"/>
-          <w:szCs w:val="24"/>
-        </w:rPr>
-      </w:pPr>
-      <w:r>
-        <w:rPr>
-          <w:rFonts w:ascii="Times New Roman" w:hAnsi="Times New Roman" w:cs="Times New Roman"/>
-          <w:b/>
-          <w:sz w:val="24"/>
+        <w:jc w:val="center"/>
+        <w:rPr>
+          <w:rFonts w:ascii="Times New Roman" w:hAnsi="Times New Roman" w:cs="Times New Roman"/>
+          <w:b/>
+          <w:sz w:val="28"/>
+          <w:szCs w:val="24"/>
+        </w:rPr>
+      </w:pPr>
+      <w:r>
+        <w:rPr>
+          <w:rFonts w:ascii="Times New Roman" w:hAnsi="Times New Roman" w:cs="Times New Roman"/>
+          <w:b/>
+          <w:sz w:val="28"/>
           <w:szCs w:val="24"/>
         </w:rPr>
         <w:t>Глава 18.</w:t>

--- a/Другое/2026/Конспекты/2. Этот неподражаемый Дживс/1. Краткий пересказ.docx
+++ b/Другое/2026/Конспекты/2. Этот неподражаемый Дживс/1. Краткий пересказ.docx
@@ -1212,31 +1212,138 @@
     </w:p>
     <w:p>
       <w:pPr>
-        <w:rPr>
-          <w:rFonts w:ascii="Times New Roman" w:hAnsi="Times New Roman" w:cs="Times New Roman"/>
-          <w:sz w:val="28"/>
-          <w:szCs w:val="24"/>
-        </w:rPr>
-      </w:pPr>
+        <w:ind w:firstLine="708"/>
+        <w:jc w:val="both"/>
+        <w:rPr>
+          <w:rFonts w:ascii="Times New Roman" w:hAnsi="Times New Roman" w:cs="Times New Roman"/>
+          <w:sz w:val="24"/>
+          <w:szCs w:val="24"/>
+          <w:highlight w:val="yellow"/>
+        </w:rPr>
+      </w:pPr>
+      <w:r>
+        <w:rPr>
+          <w:rFonts w:ascii="Times New Roman" w:hAnsi="Times New Roman" w:cs="Times New Roman"/>
+          <w:sz w:val="24"/>
+          <w:szCs w:val="24"/>
+          <w:highlight w:val="yellow"/>
+        </w:rPr>
+        <w:t>Берти не сильно п</w:t>
+      </w:r>
+      <w:r>
+        <w:rPr>
+          <w:rFonts w:ascii="Times New Roman" w:hAnsi="Times New Roman" w:cs="Times New Roman"/>
+          <w:sz w:val="24"/>
+          <w:szCs w:val="24"/>
+          <w:highlight w:val="yellow"/>
+        </w:rPr>
+        <w:t xml:space="preserve">ереживал из-за неудачи в истории с </w:t>
+      </w:r>
+      <w:r>
+        <w:rPr>
+          <w:rFonts w:ascii="Times New Roman" w:hAnsi="Times New Roman" w:cs="Times New Roman"/>
+          <w:sz w:val="24"/>
+          <w:szCs w:val="24"/>
+          <w:highlight w:val="yellow"/>
+        </w:rPr>
+        <w:t>Бинго и пребыв</w:t>
+      </w:r>
+      <w:r>
+        <w:rPr>
+          <w:rFonts w:ascii="Times New Roman" w:hAnsi="Times New Roman" w:cs="Times New Roman"/>
+          <w:sz w:val="24"/>
+          <w:szCs w:val="24"/>
+          <w:highlight w:val="yellow"/>
+        </w:rPr>
+        <w:t xml:space="preserve">ал в прекрасном настроении. Его </w:t>
+      </w:r>
+      <w:r>
+        <w:rPr>
+          <w:rFonts w:ascii="Times New Roman" w:hAnsi="Times New Roman" w:cs="Times New Roman"/>
+          <w:sz w:val="24"/>
+          <w:szCs w:val="24"/>
+          <w:highlight w:val="yellow"/>
+        </w:rPr>
+        <w:t>смогло вмиг испортить письмо от тёти Агаты, в котором та приглашала Берти приехать на курорт во Франции.</w:t>
+      </w:r>
+    </w:p>
+    <w:p>
+      <w:pPr>
+        <w:ind w:firstLine="708"/>
+        <w:jc w:val="both"/>
+        <w:rPr>
+          <w:rFonts w:ascii="Times New Roman" w:hAnsi="Times New Roman" w:cs="Times New Roman"/>
+          <w:sz w:val="24"/>
+          <w:szCs w:val="24"/>
+        </w:rPr>
+      </w:pPr>
+      <w:r>
+        <w:rPr>
+          <w:rFonts w:ascii="Times New Roman" w:hAnsi="Times New Roman" w:cs="Times New Roman"/>
+          <w:sz w:val="24"/>
+          <w:szCs w:val="24"/>
+          <w:highlight w:val="yellow"/>
+        </w:rPr>
+        <w:t xml:space="preserve">Встретившись с тётей, Берти узнаёт, что она хочет познакомить его с очень добропорядочными людьми: Алин Хеммингуэй и её братом Сиднеем (с овечьим лицом). </w:t>
+      </w:r>
+      <w:r>
+        <w:rPr>
+          <w:rFonts w:ascii="Times New Roman" w:hAnsi="Times New Roman" w:cs="Times New Roman"/>
+          <w:sz w:val="24"/>
+          <w:szCs w:val="24"/>
+          <w:highlight w:val="yellow"/>
+        </w:rPr>
+        <w:lastRenderedPageBreak/>
+        <w:t>Берти удивился столь лестной оценке от тёти Агаты, но позже узнал, что истинный её мотив — порекомендовать мисс Хеммингуэй в жёны Берти</w:t>
+      </w:r>
+      <w:r>
+        <w:rPr>
+          <w:rFonts w:ascii="Times New Roman" w:hAnsi="Times New Roman" w:cs="Times New Roman"/>
+          <w:sz w:val="24"/>
+          <w:szCs w:val="24"/>
+          <w:highlight w:val="yellow"/>
+        </w:rPr>
+        <w:t xml:space="preserve"> (очень настойчиво, в стиле тети Агаты)</w:t>
+      </w:r>
+      <w:r>
+        <w:rPr>
+          <w:rFonts w:ascii="Times New Roman" w:hAnsi="Times New Roman" w:cs="Times New Roman"/>
+          <w:sz w:val="24"/>
+          <w:szCs w:val="24"/>
+          <w:highlight w:val="yellow"/>
+        </w:rPr>
+        <w:t>. Берти приходит в ужас от этой мысли и просит помощи у Дживса, но из-за недопонимания с шёлковым кушаком, который пришёлся по вкусу Берти, дельного совета получить не удалось.</w:t>
+      </w:r>
       <w:bookmarkStart w:id="0" w:name="_GoBack"/>
       <w:bookmarkEnd w:id="0"/>
     </w:p>
     <w:p>
       <w:pPr>
+        <w:rPr>
+          <w:rFonts w:ascii="Times New Roman" w:hAnsi="Times New Roman" w:cs="Times New Roman"/>
+          <w:sz w:val="24"/>
+          <w:szCs w:val="24"/>
+        </w:rPr>
+      </w:pPr>
+    </w:p>
+    <w:p>
+      <w:pPr>
         <w:jc w:val="center"/>
         <w:rPr>
           <w:rFonts w:ascii="Times New Roman" w:hAnsi="Times New Roman" w:cs="Times New Roman"/>
           <w:b/>
           <w:sz w:val="28"/>
           <w:szCs w:val="24"/>
-        </w:rPr>
-      </w:pPr>
-      <w:r>
-        <w:rPr>
-          <w:rFonts w:ascii="Times New Roman" w:hAnsi="Times New Roman" w:cs="Times New Roman"/>
-          <w:b/>
-          <w:sz w:val="28"/>
-          <w:szCs w:val="24"/>
+          <w:u w:val="single"/>
+        </w:rPr>
+      </w:pPr>
+      <w:r>
+        <w:rPr>
+          <w:rFonts w:ascii="Times New Roman" w:hAnsi="Times New Roman" w:cs="Times New Roman"/>
+          <w:b/>
+          <w:sz w:val="28"/>
+          <w:szCs w:val="24"/>
+          <w:u w:val="single"/>
         </w:rPr>
         <w:t>Глава 4.</w:t>
       </w:r>
@@ -1248,6 +1355,56 @@
           <w:rFonts w:ascii="Times New Roman" w:hAnsi="Times New Roman" w:cs="Times New Roman"/>
           <w:b/>
           <w:sz w:val="28"/>
+          <w:u w:val="single"/>
+        </w:rPr>
+      </w:pPr>
+      <w:r>
+        <w:rPr>
+          <w:rFonts w:ascii="Times New Roman" w:hAnsi="Times New Roman" w:cs="Times New Roman"/>
+          <w:b/>
+          <w:sz w:val="28"/>
+          <w:szCs w:val="24"/>
+          <w:u w:val="single"/>
+        </w:rPr>
+        <w:t xml:space="preserve">Жемчуг </w:t>
+      </w:r>
+      <w:r>
+        <w:rPr>
+          <w:rFonts w:ascii="Times New Roman" w:hAnsi="Times New Roman" w:cs="Times New Roman"/>
+          <w:b/>
+          <w:sz w:val="28"/>
+          <w:u w:val="single"/>
+        </w:rPr>
+        <w:t>– к слезам</w:t>
+      </w:r>
+    </w:p>
+    <w:p>
+      <w:pPr>
+        <w:rPr>
+          <w:rFonts w:ascii="Times New Roman" w:hAnsi="Times New Roman" w:cs="Times New Roman"/>
+          <w:sz w:val="28"/>
+          <w:szCs w:val="24"/>
+        </w:rPr>
+      </w:pPr>
+    </w:p>
+    <w:p>
+      <w:pPr>
+        <w:jc w:val="center"/>
+        <w:rPr>
+          <w:rFonts w:ascii="Times New Roman" w:hAnsi="Times New Roman" w:cs="Times New Roman"/>
+          <w:b/>
+          <w:sz w:val="28"/>
+          <w:szCs w:val="24"/>
+        </w:rPr>
+      </w:pPr>
+    </w:p>
+    <w:p>
+      <w:pPr>
+        <w:jc w:val="center"/>
+        <w:rPr>
+          <w:rFonts w:ascii="Times New Roman" w:hAnsi="Times New Roman" w:cs="Times New Roman"/>
+          <w:b/>
+          <w:sz w:val="28"/>
           <w:szCs w:val="24"/>
         </w:rPr>
       </w:pPr>
@@ -1278,7 +1435,6 @@
           <w:sz w:val="28"/>
           <w:szCs w:val="24"/>
         </w:rPr>
-        <w:lastRenderedPageBreak/>
         <w:t>Глава 6.</w:t>
       </w:r>
     </w:p>
@@ -1953,6 +2109,20 @@
     <w:semiHidden/>
     <w:unhideWhenUsed/>
   </w:style>
+  <w:style w:type="paragraph" w:customStyle="1" w:styleId="ds-markdown-paragraph">
+    <w:name w:val="ds-markdown-paragraph"/>
+    <w:basedOn w:val="a"/>
+    <w:rsid w:val="0054308C"/>
+    <w:pPr>
+      <w:spacing w:before="100" w:beforeAutospacing="1" w:after="100" w:afterAutospacing="1" w:line="240" w:lineRule="auto"/>
+    </w:pPr>
+    <w:rPr>
+      <w:rFonts w:ascii="Times New Roman" w:eastAsia="Times New Roman" w:hAnsi="Times New Roman" w:cs="Times New Roman"/>
+      <w:sz w:val="24"/>
+      <w:szCs w:val="24"/>
+      <w:lang w:eastAsia="ru-RU"/>
+    </w:rPr>
+  </w:style>
 </w:styles>
 </file>
 

--- a/Другое/2026/Конспекты/2. Этот неподражаемый Дживс/1. Краткий пересказ.docx
+++ b/Другое/2026/Конспекты/2. Этот неподражаемый Дживс/1. Краткий пересказ.docx
@@ -1,6 +1,6 @@
 
 <file path=word/document.xml><?xml version="1.0" encoding="utf-8"?>
-<w:document xmlns:wpc="http://schemas.microsoft.com/office/word/2010/wordprocessingCanvas" xmlns:cx="http://schemas.microsoft.com/office/drawing/2014/chartex" xmlns:mc="http://schemas.openxmlformats.org/markup-compatibility/2006" xmlns:o="urn:schemas-microsoft-com:office:office" xmlns:r="http://schemas.openxmlformats.org/officeDocument/2006/relationships" xmlns:m="http://schemas.openxmlformats.org/officeDocument/2006/math" xmlns:v="urn:schemas-microsoft-com:vml" xmlns:wp14="http://schemas.microsoft.com/office/word/2010/wordprocessingDrawing" xmlns:wp="http://schemas.openxmlformats.org/drawingml/2006/wordprocessingDrawing" xmlns:w10="urn:schemas-microsoft-com:office:word" xmlns:w="http://schemas.openxmlformats.org/wordprocessingml/2006/main" xmlns:w14="http://schemas.microsoft.com/office/word/2010/wordml" xmlns:w15="http://schemas.microsoft.com/office/word/2012/wordml" xmlns:w16se="http://schemas.microsoft.com/office/word/2015/wordml/symex" xmlns:wpg="http://schemas.microsoft.com/office/word/2010/wordprocessingGroup" xmlns:wpi="http://schemas.microsoft.com/office/word/2010/wordprocessingInk" xmlns:wne="http://schemas.microsoft.com/office/word/2006/wordml" xmlns:wps="http://schemas.microsoft.com/office/word/2010/wordprocessingShape" mc:Ignorable="w14 w15 w16se wp14">
+<w:document xmlns:ve="http://schemas.openxmlformats.org/markup-compatibility/2006" xmlns:o="urn:schemas-microsoft-com:office:office" xmlns:r="http://schemas.openxmlformats.org/officeDocument/2006/relationships" xmlns:m="http://schemas.openxmlformats.org/officeDocument/2006/math" xmlns:v="urn:schemas-microsoft-com:vml" xmlns:wp="http://schemas.openxmlformats.org/drawingml/2006/wordprocessingDrawing" xmlns:w10="urn:schemas-microsoft-com:office:word" xmlns:w="http://schemas.openxmlformats.org/wordprocessingml/2006/main" xmlns:wne="http://schemas.microsoft.com/office/word/2006/wordml">
   <w:body>
     <w:p>
       <w:pPr>
@@ -497,7 +497,15 @@
           <w:sz w:val="24"/>
           <w:szCs w:val="24"/>
         </w:rPr>
-        <w:t>Дживс так же поведал, что состоит в отношениях с поварихой старшего Литтла.</w:t>
+        <w:t xml:space="preserve">Еще он </w:t>
+      </w:r>
+      <w:r>
+        <w:rPr>
+          <w:rFonts w:ascii="Times New Roman" w:hAnsi="Times New Roman" w:cs="Times New Roman"/>
+          <w:sz w:val="24"/>
+          <w:szCs w:val="24"/>
+        </w:rPr>
+        <w:t>поведал, что повариха старшего Литтла приходится ему невестой и, по всеобщему мнению, является как минимум гением кулинарии.</w:t>
       </w:r>
     </w:p>
     <w:p>
@@ -576,7 +584,15 @@
           <w:sz w:val="24"/>
           <w:szCs w:val="24"/>
         </w:rPr>
-        <w:t xml:space="preserve"> работал, как швейцарские часы. Бинго читал дядюшке рома</w:t>
+        <w:t xml:space="preserve"> работал </w:t>
+      </w:r>
+      <w:r>
+        <w:rPr>
+          <w:rFonts w:ascii="Times New Roman" w:hAnsi="Times New Roman" w:cs="Times New Roman"/>
+          <w:sz w:val="24"/>
+          <w:szCs w:val="24"/>
+        </w:rPr>
+        <w:t>как швейцарские часы. Бинго читал дядюшке рома</w:t>
       </w:r>
       <w:r>
         <w:rPr>
@@ -600,7 +616,23 @@
           <w:sz w:val="24"/>
           <w:szCs w:val="24"/>
         </w:rPr>
-        <w:t xml:space="preserve">проникался всё сильнее – в конце концов </w:t>
+        <w:t xml:space="preserve">проникался настолько, что </w:t>
+      </w:r>
+      <w:r>
+        <w:rPr>
+          <w:rFonts w:ascii="Times New Roman" w:hAnsi="Times New Roman" w:cs="Times New Roman"/>
+          <w:sz w:val="24"/>
+          <w:szCs w:val="24"/>
+        </w:rPr>
+        <w:t>в конце</w:t>
+      </w:r>
+      <w:r>
+        <w:rPr>
+          <w:rFonts w:ascii="Times New Roman" w:hAnsi="Times New Roman" w:cs="Times New Roman"/>
+          <w:sz w:val="24"/>
+          <w:szCs w:val="24"/>
+        </w:rPr>
+        <w:t xml:space="preserve"> </w:t>
       </w:r>
       <w:r>
         <w:rPr>
@@ -754,7 +786,23 @@
           <w:sz w:val="24"/>
           <w:szCs w:val="24"/>
         </w:rPr>
-        <w:t>Берти. Бинго попросил его объявить</w:t>
+        <w:t xml:space="preserve">Берти. Бинго </w:t>
+      </w:r>
+      <w:r>
+        <w:rPr>
+          <w:rFonts w:ascii="Times New Roman" w:hAnsi="Times New Roman" w:cs="Times New Roman"/>
+          <w:sz w:val="24"/>
+          <w:szCs w:val="24"/>
+        </w:rPr>
+        <w:t xml:space="preserve">уговорил Берти </w:t>
+      </w:r>
+      <w:r>
+        <w:rPr>
+          <w:rFonts w:ascii="Times New Roman" w:hAnsi="Times New Roman" w:cs="Times New Roman"/>
+          <w:sz w:val="24"/>
+          <w:szCs w:val="24"/>
+        </w:rPr>
+        <w:t>объявить</w:t>
       </w:r>
       <w:r>
         <w:rPr>
@@ -853,7 +901,41 @@
           <w:sz w:val="24"/>
           <w:szCs w:val="24"/>
         </w:rPr>
-        <w:t>той – просто без ума</w:t>
+        <w:t xml:space="preserve">той </w:t>
+      </w:r>
+      <w:r>
+        <w:rPr>
+          <w:rFonts w:ascii="Times New Roman" w:hAnsi="Times New Roman" w:cs="Times New Roman"/>
+          <w:b/>
+          <w:bCs/>
+          <w:sz w:val="24"/>
+          <w:szCs w:val="24"/>
+        </w:rPr>
+        <w:t>—</w:t>
+      </w:r>
+      <w:r>
+        <w:rPr>
+          <w:rFonts w:ascii="Times New Roman" w:hAnsi="Times New Roman" w:cs="Times New Roman"/>
+          <w:sz w:val="24"/>
+          <w:szCs w:val="24"/>
+        </w:rPr>
+        <w:t xml:space="preserve"> </w:t>
+      </w:r>
+      <w:r>
+        <w:rPr>
+          <w:rFonts w:ascii="Times New Roman" w:hAnsi="Times New Roman" w:cs="Times New Roman"/>
+          <w:sz w:val="24"/>
+          <w:szCs w:val="24"/>
+        </w:rPr>
+        <w:t xml:space="preserve">был </w:t>
+      </w:r>
+      <w:r>
+        <w:rPr>
+          <w:rFonts w:ascii="Times New Roman" w:hAnsi="Times New Roman" w:cs="Times New Roman"/>
+          <w:sz w:val="24"/>
+          <w:szCs w:val="24"/>
+        </w:rPr>
+        <w:t>просто без ума</w:t>
       </w:r>
       <w:r>
         <w:rPr>
@@ -869,15 +951,23 @@
           <w:sz w:val="24"/>
           <w:szCs w:val="24"/>
         </w:rPr>
-        <w:t>Берти не мог понять в чем дело, но т</w:t>
-      </w:r>
-      <w:r>
-        <w:rPr>
-          <w:rFonts w:ascii="Times New Roman" w:hAnsi="Times New Roman" w:cs="Times New Roman"/>
-          <w:sz w:val="24"/>
-          <w:szCs w:val="24"/>
-        </w:rPr>
-        <w:t>ут поступил</w:t>
+        <w:t xml:space="preserve">Берти не мог понять в чем дело, </w:t>
+      </w:r>
+      <w:r>
+        <w:rPr>
+          <w:rFonts w:ascii="Times New Roman" w:hAnsi="Times New Roman" w:cs="Times New Roman"/>
+          <w:sz w:val="24"/>
+          <w:szCs w:val="24"/>
+        </w:rPr>
+        <w:t xml:space="preserve">пока не </w:t>
+      </w:r>
+      <w:r>
+        <w:rPr>
+          <w:rFonts w:ascii="Times New Roman" w:hAnsi="Times New Roman" w:cs="Times New Roman"/>
+          <w:sz w:val="24"/>
+          <w:szCs w:val="24"/>
+        </w:rPr>
+        <w:t>поступил</w:t>
       </w:r>
       <w:r>
         <w:rPr>
@@ -909,6 +999,22 @@
           <w:sz w:val="24"/>
           <w:szCs w:val="24"/>
         </w:rPr>
+        <w:t>, что представил Берти</w:t>
+      </w:r>
+      <w:r>
+        <w:rPr>
+          <w:rFonts w:ascii="Times New Roman" w:hAnsi="Times New Roman" w:cs="Times New Roman"/>
+          <w:sz w:val="24"/>
+          <w:szCs w:val="24"/>
+        </w:rPr>
+        <w:t xml:space="preserve"> автором</w:t>
+      </w:r>
+      <w:r>
+        <w:rPr>
+          <w:rFonts w:ascii="Times New Roman" w:hAnsi="Times New Roman" w:cs="Times New Roman"/>
+          <w:sz w:val="24"/>
+          <w:szCs w:val="24"/>
+        </w:rPr>
         <w:t xml:space="preserve"> </w:t>
       </w:r>
       <w:r>
@@ -917,15 +1023,99 @@
           <w:sz w:val="24"/>
           <w:szCs w:val="24"/>
         </w:rPr>
-        <w:t>Берти, что представил его</w:t>
-      </w:r>
-      <w:r>
-        <w:rPr>
-          <w:rFonts w:ascii="Times New Roman" w:hAnsi="Times New Roman" w:cs="Times New Roman"/>
-          <w:sz w:val="24"/>
-          <w:szCs w:val="24"/>
-        </w:rPr>
-        <w:t xml:space="preserve"> автором</w:t>
+        <w:t xml:space="preserve">тех самых </w:t>
+      </w:r>
+      <w:r>
+        <w:rPr>
+          <w:rFonts w:ascii="Times New Roman" w:hAnsi="Times New Roman" w:cs="Times New Roman"/>
+          <w:sz w:val="24"/>
+          <w:szCs w:val="24"/>
+        </w:rPr>
+        <w:t>романов</w:t>
+      </w:r>
+      <w:r>
+        <w:rPr>
+          <w:rFonts w:ascii="Times New Roman" w:hAnsi="Times New Roman" w:cs="Times New Roman"/>
+          <w:sz w:val="24"/>
+          <w:szCs w:val="24"/>
+        </w:rPr>
+        <w:t xml:space="preserve">. </w:t>
+      </w:r>
+      <w:proofErr w:type="spellStart"/>
+      <w:r>
+        <w:rPr>
+          <w:rFonts w:ascii="Times New Roman" w:hAnsi="Times New Roman" w:cs="Times New Roman"/>
+          <w:sz w:val="24"/>
+          <w:szCs w:val="24"/>
+        </w:rPr>
+        <w:t>Рози</w:t>
+      </w:r>
+      <w:proofErr w:type="spellEnd"/>
+      <w:r>
+        <w:rPr>
+          <w:rFonts w:ascii="Times New Roman" w:hAnsi="Times New Roman" w:cs="Times New Roman"/>
+          <w:sz w:val="24"/>
+          <w:szCs w:val="24"/>
+        </w:rPr>
+        <w:t xml:space="preserve"> М. </w:t>
+      </w:r>
+      <w:proofErr w:type="spellStart"/>
+      <w:r>
+        <w:rPr>
+          <w:rFonts w:ascii="Times New Roman" w:hAnsi="Times New Roman" w:cs="Times New Roman"/>
+          <w:sz w:val="24"/>
+          <w:szCs w:val="24"/>
+        </w:rPr>
+        <w:t>Бэнкс</w:t>
+      </w:r>
+      <w:proofErr w:type="spellEnd"/>
+      <w:r>
+        <w:rPr>
+          <w:rFonts w:ascii="Times New Roman" w:hAnsi="Times New Roman" w:cs="Times New Roman"/>
+          <w:sz w:val="24"/>
+          <w:szCs w:val="24"/>
+        </w:rPr>
+        <w:t>, по версии Бинго</w:t>
+      </w:r>
+      <w:r>
+        <w:rPr>
+          <w:rFonts w:ascii="Times New Roman" w:hAnsi="Times New Roman" w:cs="Times New Roman"/>
+          <w:sz w:val="24"/>
+          <w:szCs w:val="24"/>
+        </w:rPr>
+        <w:t>,</w:t>
+      </w:r>
+      <w:r>
+        <w:rPr>
+          <w:rFonts w:ascii="Times New Roman" w:hAnsi="Times New Roman" w:cs="Times New Roman"/>
+          <w:sz w:val="24"/>
+          <w:szCs w:val="24"/>
+        </w:rPr>
+        <w:t xml:space="preserve"> был псевдонимом, </w:t>
+      </w:r>
+      <w:r>
+        <w:rPr>
+          <w:rFonts w:ascii="Times New Roman" w:hAnsi="Times New Roman" w:cs="Times New Roman"/>
+          <w:sz w:val="24"/>
+          <w:szCs w:val="24"/>
+        </w:rPr>
+        <w:t>взятым</w:t>
+      </w:r>
+      <w:r>
+        <w:rPr>
+          <w:rFonts w:ascii="Times New Roman" w:hAnsi="Times New Roman" w:cs="Times New Roman"/>
+          <w:sz w:val="24"/>
+          <w:szCs w:val="24"/>
+        </w:rPr>
+        <w:t xml:space="preserve"> Берти из-за излишнего стеснения. Плюс ко всему Бинго </w:t>
+      </w:r>
+      <w:r>
+        <w:rPr>
+          <w:rFonts w:ascii="Times New Roman" w:hAnsi="Times New Roman" w:cs="Times New Roman"/>
+          <w:sz w:val="24"/>
+          <w:szCs w:val="24"/>
+        </w:rPr>
+        <w:t>попросил</w:t>
       </w:r>
       <w:r>
         <w:rPr>
@@ -941,39 +1131,23 @@
           <w:sz w:val="24"/>
           <w:szCs w:val="24"/>
         </w:rPr>
-        <w:t xml:space="preserve">тех самых </w:t>
-      </w:r>
-      <w:r>
-        <w:rPr>
-          <w:rFonts w:ascii="Times New Roman" w:hAnsi="Times New Roman" w:cs="Times New Roman"/>
-          <w:sz w:val="24"/>
-          <w:szCs w:val="24"/>
-        </w:rPr>
-        <w:t>романов</w:t>
-      </w:r>
-      <w:r>
-        <w:rPr>
-          <w:rFonts w:ascii="Times New Roman" w:hAnsi="Times New Roman" w:cs="Times New Roman"/>
-          <w:sz w:val="24"/>
-          <w:szCs w:val="24"/>
-        </w:rPr>
-        <w:t>, и попросил</w:t>
-      </w:r>
-      <w:r>
-        <w:rPr>
-          <w:rFonts w:ascii="Times New Roman" w:hAnsi="Times New Roman" w:cs="Times New Roman"/>
-          <w:sz w:val="24"/>
-          <w:szCs w:val="24"/>
-        </w:rPr>
-        <w:t xml:space="preserve"> </w:t>
-      </w:r>
-      <w:r>
-        <w:rPr>
-          <w:rFonts w:ascii="Times New Roman" w:hAnsi="Times New Roman" w:cs="Times New Roman"/>
-          <w:sz w:val="24"/>
-          <w:szCs w:val="24"/>
-        </w:rPr>
-        <w:t>убедить дядю удвоить жалование в связи со свадьбой.</w:t>
+        <w:t>убедить дядю удвои</w:t>
+      </w:r>
+      <w:r>
+        <w:rPr>
+          <w:rFonts w:ascii="Times New Roman" w:hAnsi="Times New Roman" w:cs="Times New Roman"/>
+          <w:sz w:val="24"/>
+          <w:szCs w:val="24"/>
+        </w:rPr>
+        <w:t>ть жалование в связи с будущим увеличением численности семьи в 2 раза</w:t>
+      </w:r>
+      <w:r>
+        <w:rPr>
+          <w:rFonts w:ascii="Times New Roman" w:hAnsi="Times New Roman" w:cs="Times New Roman"/>
+          <w:sz w:val="24"/>
+          <w:szCs w:val="24"/>
+        </w:rPr>
+        <w:t>.</w:t>
       </w:r>
     </w:p>
     <w:p>
@@ -992,63 +1166,131 @@
           <w:sz w:val="24"/>
           <w:szCs w:val="24"/>
         </w:rPr>
-        <w:t xml:space="preserve">Берти удалось чудом пережить ужин, не выдать себя </w:t>
-      </w:r>
-      <w:r>
-        <w:rPr>
-          <w:rFonts w:ascii="Times New Roman" w:hAnsi="Times New Roman" w:cs="Times New Roman"/>
-          <w:sz w:val="24"/>
-          <w:szCs w:val="24"/>
-        </w:rPr>
-        <w:t>и даже донести нужный текст до старшего Литтла. Тот с ра</w:t>
-      </w:r>
-      <w:r>
-        <w:rPr>
-          <w:rFonts w:ascii="Times New Roman" w:hAnsi="Times New Roman" w:cs="Times New Roman"/>
-          <w:sz w:val="24"/>
-          <w:szCs w:val="24"/>
-        </w:rPr>
-        <w:t>достью принял известие о женитьбе</w:t>
-      </w:r>
-      <w:r>
-        <w:rPr>
-          <w:rFonts w:ascii="Times New Roman" w:hAnsi="Times New Roman" w:cs="Times New Roman"/>
-          <w:sz w:val="24"/>
-          <w:szCs w:val="24"/>
-        </w:rPr>
-        <w:t xml:space="preserve"> племянника на особе «низшего класса»</w:t>
-      </w:r>
-      <w:r>
-        <w:rPr>
-          <w:rFonts w:ascii="Times New Roman" w:hAnsi="Times New Roman" w:cs="Times New Roman"/>
-          <w:sz w:val="24"/>
-          <w:szCs w:val="24"/>
-        </w:rPr>
-        <w:t xml:space="preserve">, но </w:t>
-      </w:r>
-      <w:r>
-        <w:rPr>
-          <w:rFonts w:ascii="Times New Roman" w:hAnsi="Times New Roman" w:cs="Times New Roman"/>
-          <w:sz w:val="24"/>
-          <w:szCs w:val="24"/>
-        </w:rPr>
-        <w:t>в увеличении жалования</w:t>
-      </w:r>
-      <w:r>
-        <w:rPr>
-          <w:rFonts w:ascii="Times New Roman" w:hAnsi="Times New Roman" w:cs="Times New Roman"/>
-          <w:sz w:val="24"/>
-          <w:szCs w:val="24"/>
-        </w:rPr>
-        <w:t xml:space="preserve"> отказал</w:t>
-      </w:r>
-      <w:r>
-        <w:rPr>
-          <w:rFonts w:ascii="Times New Roman" w:hAnsi="Times New Roman" w:cs="Times New Roman"/>
-          <w:sz w:val="24"/>
-          <w:szCs w:val="24"/>
-        </w:rPr>
-        <w:t>, сославшись</w:t>
+        <w:t xml:space="preserve">Старшему </w:t>
+      </w:r>
+      <w:proofErr w:type="spellStart"/>
+      <w:r>
+        <w:rPr>
+          <w:rFonts w:ascii="Times New Roman" w:hAnsi="Times New Roman" w:cs="Times New Roman"/>
+          <w:sz w:val="24"/>
+          <w:szCs w:val="24"/>
+        </w:rPr>
+        <w:t>Литтлу</w:t>
+      </w:r>
+      <w:proofErr w:type="spellEnd"/>
+      <w:r>
+        <w:rPr>
+          <w:rFonts w:ascii="Times New Roman" w:hAnsi="Times New Roman" w:cs="Times New Roman"/>
+          <w:sz w:val="24"/>
+          <w:szCs w:val="24"/>
+        </w:rPr>
+        <w:t xml:space="preserve"> просто не терпелось обсудить с Берти его литературный талант.</w:t>
+      </w:r>
+      <w:r>
+        <w:rPr>
+          <w:rFonts w:ascii="Times New Roman" w:hAnsi="Times New Roman" w:cs="Times New Roman"/>
+          <w:sz w:val="24"/>
+          <w:szCs w:val="24"/>
+        </w:rPr>
+        <w:t xml:space="preserve"> Он признал удивительным</w:t>
+      </w:r>
+      <w:r>
+        <w:rPr>
+          <w:rFonts w:ascii="Times New Roman" w:hAnsi="Times New Roman" w:cs="Times New Roman"/>
+          <w:sz w:val="24"/>
+          <w:szCs w:val="24"/>
+        </w:rPr>
+        <w:t>,</w:t>
+      </w:r>
+      <w:r>
+        <w:rPr>
+          <w:rFonts w:ascii="Times New Roman" w:hAnsi="Times New Roman" w:cs="Times New Roman"/>
+          <w:sz w:val="24"/>
+          <w:szCs w:val="24"/>
+        </w:rPr>
+        <w:t xml:space="preserve"> как  </w:t>
+      </w:r>
+      <w:r>
+        <w:rPr>
+          <w:rFonts w:ascii="Times New Roman" w:hAnsi="Times New Roman" w:cs="Times New Roman"/>
+          <w:sz w:val="24"/>
+          <w:szCs w:val="24"/>
+        </w:rPr>
+        <w:t xml:space="preserve">мистер </w:t>
+      </w:r>
+      <w:proofErr w:type="spellStart"/>
+      <w:r>
+        <w:rPr>
+          <w:rFonts w:ascii="Times New Roman" w:hAnsi="Times New Roman" w:cs="Times New Roman"/>
+          <w:sz w:val="24"/>
+          <w:szCs w:val="24"/>
+        </w:rPr>
+        <w:t>Вустер</w:t>
+      </w:r>
+      <w:proofErr w:type="spellEnd"/>
+      <w:r>
+        <w:rPr>
+          <w:rFonts w:ascii="Times New Roman" w:hAnsi="Times New Roman" w:cs="Times New Roman"/>
+          <w:sz w:val="24"/>
+          <w:szCs w:val="24"/>
+        </w:rPr>
+        <w:t xml:space="preserve"> в столь юном возрасте так полно </w:t>
+      </w:r>
+      <w:r>
+        <w:rPr>
+          <w:rFonts w:ascii="Times New Roman" w:hAnsi="Times New Roman" w:cs="Times New Roman"/>
+          <w:sz w:val="24"/>
+          <w:szCs w:val="24"/>
+        </w:rPr>
+        <w:t>познал струны человеч</w:t>
+      </w:r>
+      <w:r>
+        <w:rPr>
+          <w:rFonts w:ascii="Times New Roman" w:hAnsi="Times New Roman" w:cs="Times New Roman"/>
+          <w:sz w:val="24"/>
+          <w:szCs w:val="24"/>
+        </w:rPr>
+        <w:t>еской души</w:t>
+      </w:r>
+      <w:r>
+        <w:rPr>
+          <w:rFonts w:ascii="Times New Roman" w:hAnsi="Times New Roman" w:cs="Times New Roman"/>
+          <w:sz w:val="24"/>
+          <w:szCs w:val="24"/>
+        </w:rPr>
+        <w:t>. Берти держался нервно, много потел, отвечал односложно и порой невпопад</w:t>
+      </w:r>
+      <w:r>
+        <w:rPr>
+          <w:rFonts w:ascii="Times New Roman" w:hAnsi="Times New Roman" w:cs="Times New Roman"/>
+          <w:sz w:val="24"/>
+          <w:szCs w:val="24"/>
+        </w:rPr>
+        <w:t xml:space="preserve"> (</w:t>
+      </w:r>
+      <w:r>
+        <w:rPr>
+          <w:rFonts w:ascii="Times New Roman" w:hAnsi="Times New Roman" w:cs="Times New Roman"/>
+          <w:sz w:val="24"/>
+          <w:szCs w:val="24"/>
+        </w:rPr>
+        <w:t xml:space="preserve">например, </w:t>
+      </w:r>
+      <w:r>
+        <w:rPr>
+          <w:rFonts w:ascii="Times New Roman" w:hAnsi="Times New Roman" w:cs="Times New Roman"/>
+          <w:sz w:val="24"/>
+          <w:szCs w:val="24"/>
+        </w:rPr>
+        <w:t>назвал повариху «Молотком»)</w:t>
+      </w:r>
+      <w:r>
+        <w:rPr>
+          <w:rFonts w:ascii="Times New Roman" w:hAnsi="Times New Roman" w:cs="Times New Roman"/>
+          <w:sz w:val="24"/>
+          <w:szCs w:val="24"/>
+        </w:rPr>
+        <w:t>,</w:t>
       </w:r>
       <w:r>
         <w:rPr>
@@ -1064,47 +1306,81 @@
           <w:sz w:val="24"/>
           <w:szCs w:val="24"/>
         </w:rPr>
-        <w:t xml:space="preserve">на свою скорую женитьбу на </w:t>
-      </w:r>
-      <w:r>
-        <w:rPr>
-          <w:rFonts w:ascii="Times New Roman" w:hAnsi="Times New Roman" w:cs="Times New Roman"/>
-          <w:sz w:val="24"/>
-          <w:szCs w:val="24"/>
-        </w:rPr>
-        <w:t>поварих</w:t>
-      </w:r>
-      <w:r>
-        <w:rPr>
-          <w:rFonts w:ascii="Times New Roman" w:hAnsi="Times New Roman" w:cs="Times New Roman"/>
-          <w:sz w:val="24"/>
-          <w:szCs w:val="24"/>
-        </w:rPr>
-        <w:t xml:space="preserve">е - </w:t>
-      </w:r>
-      <w:r>
-        <w:rPr>
-          <w:rFonts w:ascii="Times New Roman" w:hAnsi="Times New Roman" w:cs="Times New Roman"/>
-          <w:sz w:val="24"/>
-          <w:szCs w:val="24"/>
-        </w:rPr>
-        <w:t xml:space="preserve">по </w:t>
-      </w:r>
-      <w:r>
-        <w:rPr>
-          <w:rFonts w:ascii="Times New Roman" w:hAnsi="Times New Roman" w:cs="Times New Roman"/>
-          <w:sz w:val="24"/>
-          <w:szCs w:val="24"/>
-        </w:rPr>
-        <w:t>совместительству невесте Дживса</w:t>
-      </w:r>
-      <w:r>
-        <w:rPr>
-          <w:rFonts w:ascii="Times New Roman" w:hAnsi="Times New Roman" w:cs="Times New Roman"/>
-          <w:sz w:val="24"/>
-          <w:szCs w:val="24"/>
-        </w:rPr>
-        <w:t xml:space="preserve">. </w:t>
+        <w:t>но чудом  не выдал</w:t>
+      </w:r>
+      <w:r>
+        <w:rPr>
+          <w:rFonts w:ascii="Times New Roman" w:hAnsi="Times New Roman" w:cs="Times New Roman"/>
+          <w:sz w:val="24"/>
+          <w:szCs w:val="24"/>
+        </w:rPr>
+        <w:t xml:space="preserve"> себя</w:t>
+      </w:r>
+      <w:r>
+        <w:rPr>
+          <w:rFonts w:ascii="Times New Roman" w:hAnsi="Times New Roman" w:cs="Times New Roman"/>
+          <w:sz w:val="24"/>
+          <w:szCs w:val="24"/>
+        </w:rPr>
+        <w:t>, а позже вообще подловил момент</w:t>
+      </w:r>
+      <w:r>
+        <w:rPr>
+          <w:rFonts w:ascii="Times New Roman" w:hAnsi="Times New Roman" w:cs="Times New Roman"/>
+          <w:sz w:val="24"/>
+          <w:szCs w:val="24"/>
+        </w:rPr>
+        <w:t xml:space="preserve">  и рассказал о планирую</w:t>
+      </w:r>
+      <w:r>
+        <w:rPr>
+          <w:rFonts w:ascii="Times New Roman" w:hAnsi="Times New Roman" w:cs="Times New Roman"/>
+          <w:sz w:val="24"/>
+          <w:szCs w:val="24"/>
+        </w:rPr>
+        <w:t>щейся свадьбе его племянника и простой официантки. На что дядя пришел в восторг, а вот прос</w:t>
+      </w:r>
+      <w:r>
+        <w:rPr>
+          <w:rFonts w:ascii="Times New Roman" w:hAnsi="Times New Roman" w:cs="Times New Roman"/>
+          <w:sz w:val="24"/>
+          <w:szCs w:val="24"/>
+        </w:rPr>
+        <w:t>ьб</w:t>
+      </w:r>
+      <w:r>
+        <w:rPr>
+          <w:rFonts w:ascii="Times New Roman" w:hAnsi="Times New Roman" w:cs="Times New Roman"/>
+          <w:sz w:val="24"/>
+          <w:szCs w:val="24"/>
+        </w:rPr>
+        <w:t xml:space="preserve">у увеличить жалование отклонил, </w:t>
+      </w:r>
+      <w:r>
+        <w:rPr>
+          <w:rFonts w:ascii="Times New Roman" w:hAnsi="Times New Roman" w:cs="Times New Roman"/>
+          <w:sz w:val="24"/>
+          <w:szCs w:val="24"/>
+        </w:rPr>
+        <w:t xml:space="preserve">сославшись на свою скорую женитьбу на поварихе </w:t>
+      </w:r>
+      <w:r>
+        <w:rPr>
+          <w:rFonts w:ascii="Times New Roman" w:hAnsi="Times New Roman" w:cs="Times New Roman"/>
+          <w:b/>
+          <w:bCs/>
+          <w:sz w:val="24"/>
+          <w:szCs w:val="24"/>
+        </w:rPr>
+        <w:t>—</w:t>
+      </w:r>
+      <w:r>
+        <w:rPr>
+          <w:rFonts w:ascii="Times New Roman" w:hAnsi="Times New Roman" w:cs="Times New Roman"/>
+          <w:sz w:val="24"/>
+          <w:szCs w:val="24"/>
+        </w:rPr>
+        <w:t xml:space="preserve"> по совместительству невесте Дживса. </w:t>
       </w:r>
     </w:p>
     <w:p>
@@ -1163,51 +1439,41 @@
           <w:sz w:val="24"/>
           <w:szCs w:val="24"/>
         </w:rPr>
-        <w:t>сейчас состоит в отношениях с той самой официанткой Мэйбл.</w:t>
-      </w:r>
-    </w:p>
-    <w:p>
-      <w:pPr>
-        <w:jc w:val="center"/>
-        <w:rPr>
-          <w:rFonts w:ascii="Times New Roman" w:hAnsi="Times New Roman" w:cs="Times New Roman"/>
-          <w:b/>
-          <w:sz w:val="28"/>
-          <w:szCs w:val="24"/>
-          <w:u w:val="single"/>
-        </w:rPr>
-      </w:pPr>
-      <w:r>
-        <w:rPr>
-          <w:rFonts w:ascii="Times New Roman" w:hAnsi="Times New Roman" w:cs="Times New Roman"/>
-          <w:b/>
-          <w:sz w:val="28"/>
-          <w:szCs w:val="24"/>
-          <w:u w:val="single"/>
-        </w:rPr>
-        <w:t>Глава 3.</w:t>
-      </w:r>
-    </w:p>
-    <w:p>
-      <w:pPr>
-        <w:jc w:val="center"/>
-        <w:rPr>
-          <w:rFonts w:ascii="Times New Roman" w:hAnsi="Times New Roman" w:cs="Times New Roman"/>
-          <w:b/>
-          <w:sz w:val="28"/>
-          <w:szCs w:val="24"/>
-          <w:u w:val="single"/>
-        </w:rPr>
-      </w:pPr>
-      <w:r>
-        <w:rPr>
-          <w:rFonts w:ascii="Times New Roman" w:hAnsi="Times New Roman" w:cs="Times New Roman"/>
-          <w:b/>
-          <w:sz w:val="28"/>
-          <w:szCs w:val="24"/>
-          <w:u w:val="single"/>
-        </w:rPr>
-        <w:t>Коварные замыслы тети Агаты</w:t>
+        <w:t xml:space="preserve">сейчас </w:t>
+      </w:r>
+      <w:r>
+        <w:rPr>
+          <w:rFonts w:ascii="Times New Roman" w:hAnsi="Times New Roman" w:cs="Times New Roman"/>
+          <w:sz w:val="24"/>
+          <w:szCs w:val="24"/>
+        </w:rPr>
+        <w:t xml:space="preserve">он </w:t>
+      </w:r>
+      <w:r>
+        <w:rPr>
+          <w:rFonts w:ascii="Times New Roman" w:hAnsi="Times New Roman" w:cs="Times New Roman"/>
+          <w:sz w:val="24"/>
+          <w:szCs w:val="24"/>
+        </w:rPr>
+        <w:t xml:space="preserve">состоит в отношениях с той самой официанткой </w:t>
+      </w:r>
+      <w:proofErr w:type="spellStart"/>
+      <w:r>
+        <w:rPr>
+          <w:rFonts w:ascii="Times New Roman" w:hAnsi="Times New Roman" w:cs="Times New Roman"/>
+          <w:sz w:val="24"/>
+          <w:szCs w:val="24"/>
+        </w:rPr>
+        <w:t>Мэйбл</w:t>
+      </w:r>
+      <w:proofErr w:type="spellEnd"/>
+      <w:r>
+        <w:rPr>
+          <w:rFonts w:ascii="Times New Roman" w:hAnsi="Times New Roman" w:cs="Times New Roman"/>
+          <w:sz w:val="24"/>
+          <w:szCs w:val="24"/>
+        </w:rPr>
+        <w:t>.</w:t>
       </w:r>
     </w:p>
     <w:p>
@@ -1218,53 +1484,52 @@
           <w:rFonts w:ascii="Times New Roman" w:hAnsi="Times New Roman" w:cs="Times New Roman"/>
           <w:sz w:val="24"/>
           <w:szCs w:val="24"/>
-          <w:highlight w:val="yellow"/>
-        </w:rPr>
-      </w:pPr>
-      <w:r>
-        <w:rPr>
-          <w:rFonts w:ascii="Times New Roman" w:hAnsi="Times New Roman" w:cs="Times New Roman"/>
-          <w:sz w:val="24"/>
-          <w:szCs w:val="24"/>
-          <w:highlight w:val="yellow"/>
-        </w:rPr>
-        <w:t>Берти не сильно п</w:t>
-      </w:r>
-      <w:r>
-        <w:rPr>
-          <w:rFonts w:ascii="Times New Roman" w:hAnsi="Times New Roman" w:cs="Times New Roman"/>
-          <w:sz w:val="24"/>
-          <w:szCs w:val="24"/>
-          <w:highlight w:val="yellow"/>
-        </w:rPr>
-        <w:t xml:space="preserve">ереживал из-за неудачи в истории с </w:t>
-      </w:r>
-      <w:r>
-        <w:rPr>
-          <w:rFonts w:ascii="Times New Roman" w:hAnsi="Times New Roman" w:cs="Times New Roman"/>
-          <w:sz w:val="24"/>
-          <w:szCs w:val="24"/>
-          <w:highlight w:val="yellow"/>
-        </w:rPr>
-        <w:t>Бинго и пребыв</w:t>
-      </w:r>
-      <w:r>
-        <w:rPr>
-          <w:rFonts w:ascii="Times New Roman" w:hAnsi="Times New Roman" w:cs="Times New Roman"/>
-          <w:sz w:val="24"/>
-          <w:szCs w:val="24"/>
-          <w:highlight w:val="yellow"/>
-        </w:rPr>
-        <w:t xml:space="preserve">ал в прекрасном настроении. Его </w:t>
-      </w:r>
-      <w:r>
-        <w:rPr>
-          <w:rFonts w:ascii="Times New Roman" w:hAnsi="Times New Roman" w:cs="Times New Roman"/>
-          <w:sz w:val="24"/>
-          <w:szCs w:val="24"/>
-          <w:highlight w:val="yellow"/>
-        </w:rPr>
-        <w:t>смогло вмиг испортить письмо от тёти Агаты, в котором та приглашала Берти приехать на курорт во Франции.</w:t>
+        </w:rPr>
+      </w:pPr>
+    </w:p>
+    <w:p>
+      <w:pPr>
+        <w:jc w:val="center"/>
+        <w:rPr>
+          <w:rFonts w:ascii="Times New Roman" w:hAnsi="Times New Roman" w:cs="Times New Roman"/>
+          <w:b/>
+          <w:sz w:val="28"/>
+          <w:szCs w:val="24"/>
+          <w:u w:val="single"/>
+        </w:rPr>
+      </w:pPr>
+      <w:r>
+        <w:rPr>
+          <w:rFonts w:ascii="Times New Roman" w:hAnsi="Times New Roman" w:cs="Times New Roman"/>
+          <w:b/>
+          <w:sz w:val="28"/>
+          <w:szCs w:val="24"/>
+          <w:u w:val="single"/>
+        </w:rPr>
+        <w:lastRenderedPageBreak/>
+        <w:t>Глава 3.</w:t>
+      </w:r>
+    </w:p>
+    <w:p>
+      <w:pPr>
+        <w:jc w:val="center"/>
+        <w:rPr>
+          <w:rFonts w:ascii="Times New Roman" w:hAnsi="Times New Roman" w:cs="Times New Roman"/>
+          <w:b/>
+          <w:sz w:val="28"/>
+          <w:szCs w:val="24"/>
+          <w:u w:val="single"/>
+        </w:rPr>
+      </w:pPr>
+      <w:r>
+        <w:rPr>
+          <w:rFonts w:ascii="Times New Roman" w:hAnsi="Times New Roman" w:cs="Times New Roman"/>
+          <w:b/>
+          <w:sz w:val="28"/>
+          <w:szCs w:val="24"/>
+          <w:u w:val="single"/>
+        </w:rPr>
+        <w:t>Коварные замыслы тети Агаты</w:t>
       </w:r>
     </w:p>
     <w:p>
@@ -1282,40 +1547,801 @@
           <w:rFonts w:ascii="Times New Roman" w:hAnsi="Times New Roman" w:cs="Times New Roman"/>
           <w:sz w:val="24"/>
           <w:szCs w:val="24"/>
-          <w:highlight w:val="yellow"/>
-        </w:rPr>
-        <w:t xml:space="preserve">Встретившись с тётей, Берти узнаёт, что она хочет познакомить его с очень добропорядочными людьми: Алин Хеммингуэй и её братом Сиднеем (с овечьим лицом). </w:t>
-      </w:r>
-      <w:r>
-        <w:rPr>
-          <w:rFonts w:ascii="Times New Roman" w:hAnsi="Times New Roman" w:cs="Times New Roman"/>
-          <w:sz w:val="24"/>
-          <w:szCs w:val="24"/>
-          <w:highlight w:val="yellow"/>
-        </w:rPr>
-        <w:lastRenderedPageBreak/>
-        <w:t>Берти удивился столь лестной оценке от тёти Агаты, но позже узнал, что истинный её мотив — порекомендовать мисс Хеммингуэй в жёны Берти</w:t>
-      </w:r>
-      <w:r>
-        <w:rPr>
-          <w:rFonts w:ascii="Times New Roman" w:hAnsi="Times New Roman" w:cs="Times New Roman"/>
-          <w:sz w:val="24"/>
-          <w:szCs w:val="24"/>
-          <w:highlight w:val="yellow"/>
-        </w:rPr>
-        <w:t xml:space="preserve"> (очень настойчиво, в стиле тети Агаты)</w:t>
-      </w:r>
-      <w:r>
-        <w:rPr>
-          <w:rFonts w:ascii="Times New Roman" w:hAnsi="Times New Roman" w:cs="Times New Roman"/>
-          <w:sz w:val="24"/>
-          <w:szCs w:val="24"/>
-          <w:highlight w:val="yellow"/>
-        </w:rPr>
-        <w:t>. Берти приходит в ужас от этой мысли и просит помощи у Дживса, но из-за недопонимания с шёлковым кушаком, который пришёлся по вкусу Берти, дельного совета получить не удалось.</w:t>
+        </w:rPr>
+        <w:t>Имея «</w:t>
+      </w:r>
+      <w:r>
+        <w:rPr>
+          <w:rFonts w:ascii="Times New Roman" w:hAnsi="Times New Roman" w:cs="Times New Roman"/>
+          <w:i/>
+          <w:sz w:val="24"/>
+          <w:szCs w:val="24"/>
+        </w:rPr>
+        <w:t>более тонкий душевный склад и возвышенную натуру</w:t>
+      </w:r>
+      <w:r>
+        <w:rPr>
+          <w:rFonts w:ascii="Times New Roman" w:hAnsi="Times New Roman" w:cs="Times New Roman"/>
+          <w:sz w:val="24"/>
+          <w:szCs w:val="24"/>
+        </w:rPr>
+        <w:t xml:space="preserve">» </w:t>
+      </w:r>
+      <w:proofErr w:type="spellStart"/>
+      <w:r>
+        <w:rPr>
+          <w:rFonts w:ascii="Times New Roman" w:hAnsi="Times New Roman" w:cs="Times New Roman"/>
+          <w:sz w:val="24"/>
+          <w:szCs w:val="24"/>
+        </w:rPr>
+        <w:t>Берти</w:t>
+      </w:r>
+      <w:proofErr w:type="spellEnd"/>
+      <w:r>
+        <w:rPr>
+          <w:rFonts w:ascii="Times New Roman" w:hAnsi="Times New Roman" w:cs="Times New Roman"/>
+          <w:sz w:val="24"/>
+          <w:szCs w:val="24"/>
+        </w:rPr>
+        <w:t xml:space="preserve"> ужасно бы расстроился из-за про</w:t>
+      </w:r>
+      <w:r>
+        <w:rPr>
+          <w:rFonts w:ascii="Times New Roman" w:hAnsi="Times New Roman" w:cs="Times New Roman"/>
+          <w:sz w:val="24"/>
+          <w:szCs w:val="24"/>
+        </w:rPr>
+        <w:t>вала</w:t>
+      </w:r>
+      <w:r>
+        <w:rPr>
+          <w:rFonts w:ascii="Times New Roman" w:hAnsi="Times New Roman" w:cs="Times New Roman"/>
+          <w:sz w:val="24"/>
+          <w:szCs w:val="24"/>
+        </w:rPr>
+        <w:t xml:space="preserve"> планов Бинго, но он </w:t>
+      </w:r>
+      <w:r>
+        <w:rPr>
+          <w:rFonts w:ascii="Times New Roman" w:hAnsi="Times New Roman" w:cs="Times New Roman"/>
+          <w:sz w:val="24"/>
+          <w:szCs w:val="24"/>
+        </w:rPr>
+        <w:t>пребывал в превосходном</w:t>
+      </w:r>
+      <w:r>
+        <w:rPr>
+          <w:rFonts w:ascii="Times New Roman" w:hAnsi="Times New Roman" w:cs="Times New Roman"/>
+          <w:sz w:val="24"/>
+          <w:szCs w:val="24"/>
+        </w:rPr>
+        <w:t xml:space="preserve"> настроении - </w:t>
+      </w:r>
+      <w:r>
+        <w:rPr>
+          <w:rFonts w:ascii="Times New Roman" w:hAnsi="Times New Roman" w:cs="Times New Roman"/>
+          <w:sz w:val="24"/>
+          <w:szCs w:val="24"/>
+        </w:rPr>
+        <w:t xml:space="preserve">наслаждался погодой, успешными ставками на скачки, новыми носками и отъездом тети Агаты во Францию. Но </w:t>
+      </w:r>
+      <w:r>
+        <w:rPr>
+          <w:rFonts w:ascii="Times New Roman" w:hAnsi="Times New Roman" w:cs="Times New Roman"/>
+          <w:sz w:val="24"/>
+          <w:szCs w:val="24"/>
+        </w:rPr>
+        <w:t xml:space="preserve">по </w:t>
+      </w:r>
+      <w:r>
+        <w:rPr>
+          <w:rFonts w:ascii="Times New Roman" w:hAnsi="Times New Roman" w:cs="Times New Roman"/>
+          <w:sz w:val="24"/>
+          <w:szCs w:val="24"/>
+        </w:rPr>
+        <w:t>его же мнению</w:t>
+      </w:r>
+      <w:r>
+        <w:rPr>
+          <w:rFonts w:ascii="Times New Roman" w:hAnsi="Times New Roman" w:cs="Times New Roman"/>
+          <w:sz w:val="24"/>
+          <w:szCs w:val="24"/>
+        </w:rPr>
+        <w:t>,</w:t>
+      </w:r>
+      <w:r>
+        <w:rPr>
+          <w:rFonts w:ascii="Times New Roman" w:hAnsi="Times New Roman" w:cs="Times New Roman"/>
+          <w:sz w:val="24"/>
+          <w:szCs w:val="24"/>
+        </w:rPr>
+        <w:t xml:space="preserve"> в жизни </w:t>
+      </w:r>
+      <w:r>
+        <w:rPr>
+          <w:rFonts w:ascii="Times New Roman" w:hAnsi="Times New Roman" w:cs="Times New Roman"/>
+          <w:sz w:val="24"/>
+          <w:szCs w:val="24"/>
+        </w:rPr>
+        <w:t xml:space="preserve">слишком </w:t>
+      </w:r>
+      <w:r>
+        <w:rPr>
+          <w:rFonts w:ascii="Times New Roman" w:hAnsi="Times New Roman" w:cs="Times New Roman"/>
+          <w:sz w:val="24"/>
+          <w:szCs w:val="24"/>
+        </w:rPr>
+        <w:t>хорошо долго не бывает «</w:t>
+      </w:r>
+      <w:r>
+        <w:rPr>
+          <w:rFonts w:ascii="Times New Roman" w:hAnsi="Times New Roman" w:cs="Times New Roman"/>
+          <w:i/>
+          <w:sz w:val="24"/>
+          <w:szCs w:val="24"/>
+        </w:rPr>
+        <w:t>Т</w:t>
+      </w:r>
+      <w:r>
+        <w:rPr>
+          <w:rFonts w:ascii="Times New Roman" w:hAnsi="Times New Roman" w:cs="Times New Roman"/>
+          <w:i/>
+          <w:sz w:val="24"/>
+          <w:szCs w:val="24"/>
+        </w:rPr>
+        <w:t>олько разомлеешь от блаженства и тут же получишь по шее</w:t>
+      </w:r>
+      <w:r>
+        <w:rPr>
+          <w:rFonts w:ascii="Times New Roman" w:hAnsi="Times New Roman" w:cs="Times New Roman"/>
+          <w:sz w:val="24"/>
+          <w:szCs w:val="24"/>
+        </w:rPr>
+        <w:t>»</w:t>
+      </w:r>
+      <w:r>
+        <w:rPr>
+          <w:rFonts w:ascii="Times New Roman" w:hAnsi="Times New Roman" w:cs="Times New Roman"/>
+          <w:sz w:val="24"/>
+          <w:szCs w:val="24"/>
+        </w:rPr>
+        <w:t>. И</w:t>
+      </w:r>
+      <w:r>
+        <w:rPr>
+          <w:rFonts w:ascii="Times New Roman" w:hAnsi="Times New Roman" w:cs="Times New Roman"/>
+          <w:sz w:val="24"/>
+          <w:szCs w:val="24"/>
+        </w:rPr>
+        <w:t xml:space="preserve"> он оказался </w:t>
+      </w:r>
+      <w:r>
+        <w:rPr>
+          <w:rFonts w:ascii="Times New Roman" w:hAnsi="Times New Roman" w:cs="Times New Roman"/>
+          <w:sz w:val="24"/>
+          <w:szCs w:val="24"/>
+        </w:rPr>
+        <w:t xml:space="preserve">чертовски </w:t>
+      </w:r>
+      <w:r>
+        <w:rPr>
+          <w:rFonts w:ascii="Times New Roman" w:hAnsi="Times New Roman" w:cs="Times New Roman"/>
+          <w:sz w:val="24"/>
+          <w:szCs w:val="24"/>
+        </w:rPr>
+        <w:t>прав. Получив письмо он тети Агаты, он узнает, что приглашен</w:t>
+      </w:r>
+      <w:r>
+        <w:rPr>
+          <w:rFonts w:ascii="Times New Roman" w:hAnsi="Times New Roman" w:cs="Times New Roman"/>
+          <w:sz w:val="24"/>
+          <w:szCs w:val="24"/>
+        </w:rPr>
+        <w:t xml:space="preserve"> на курорт в</w:t>
+      </w:r>
+      <w:r>
+        <w:rPr>
+          <w:rFonts w:ascii="Times New Roman" w:hAnsi="Times New Roman" w:cs="Times New Roman"/>
+          <w:sz w:val="24"/>
+          <w:szCs w:val="24"/>
+        </w:rPr>
+        <w:t>о Франции</w:t>
+      </w:r>
+      <w:r>
+        <w:rPr>
+          <w:rFonts w:ascii="Times New Roman" w:hAnsi="Times New Roman" w:cs="Times New Roman"/>
+          <w:sz w:val="24"/>
+          <w:szCs w:val="24"/>
+        </w:rPr>
+        <w:t xml:space="preserve">, и поскольку </w:t>
+      </w:r>
+      <w:r>
+        <w:rPr>
+          <w:rFonts w:ascii="Times New Roman" w:hAnsi="Times New Roman" w:cs="Times New Roman"/>
+          <w:sz w:val="24"/>
+          <w:szCs w:val="24"/>
+        </w:rPr>
+        <w:t>отказывать тете Агате</w:t>
+      </w:r>
+      <w:r>
+        <w:rPr>
+          <w:rFonts w:ascii="Times New Roman" w:hAnsi="Times New Roman" w:cs="Times New Roman"/>
+          <w:sz w:val="24"/>
+          <w:szCs w:val="24"/>
+        </w:rPr>
+        <w:t xml:space="preserve">, в силу ее абсолютной власти над ним, </w:t>
+      </w:r>
+      <w:proofErr w:type="spellStart"/>
+      <w:r>
+        <w:rPr>
+          <w:rFonts w:ascii="Times New Roman" w:hAnsi="Times New Roman" w:cs="Times New Roman"/>
+          <w:sz w:val="24"/>
+          <w:szCs w:val="24"/>
+        </w:rPr>
+        <w:t>Берти</w:t>
+      </w:r>
+      <w:proofErr w:type="spellEnd"/>
+      <w:r>
+        <w:rPr>
+          <w:rFonts w:ascii="Times New Roman" w:hAnsi="Times New Roman" w:cs="Times New Roman"/>
+          <w:sz w:val="24"/>
+          <w:szCs w:val="24"/>
+        </w:rPr>
+        <w:t xml:space="preserve"> не способен, ему остается только объявить: «Дживс, проклятье пало на наши головы, покуйте чемоданы». </w:t>
+      </w:r>
+      <w:r>
+        <w:rPr>
+          <w:rFonts w:ascii="Times New Roman" w:hAnsi="Times New Roman" w:cs="Times New Roman"/>
+          <w:sz w:val="24"/>
+          <w:szCs w:val="24"/>
+        </w:rPr>
+        <w:t xml:space="preserve">Единственное утешение, что </w:t>
+      </w:r>
+      <w:proofErr w:type="spellStart"/>
+      <w:r>
+        <w:rPr>
+          <w:rFonts w:ascii="Times New Roman" w:hAnsi="Times New Roman" w:cs="Times New Roman"/>
+          <w:sz w:val="24"/>
+          <w:szCs w:val="24"/>
+        </w:rPr>
+        <w:t>Ровиль-сюр-Мер</w:t>
+      </w:r>
+      <w:proofErr w:type="spellEnd"/>
+      <w:r>
+        <w:rPr>
+          <w:rFonts w:ascii="Times New Roman" w:hAnsi="Times New Roman" w:cs="Times New Roman"/>
+          <w:sz w:val="24"/>
+          <w:szCs w:val="24"/>
+        </w:rPr>
+        <w:t xml:space="preserve"> (название курорта), идеально подходит чтобы выгулять новый шелковый кушак малинового цвета, на что ранее он не мог осмелиться</w:t>
+      </w:r>
+      <w:r>
+        <w:rPr>
+          <w:rFonts w:ascii="Times New Roman" w:hAnsi="Times New Roman" w:cs="Times New Roman"/>
+          <w:sz w:val="24"/>
+          <w:szCs w:val="24"/>
+        </w:rPr>
+        <w:t xml:space="preserve"> из-за столь экстравагантного цвета</w:t>
+      </w:r>
+      <w:r>
+        <w:rPr>
+          <w:rFonts w:ascii="Times New Roman" w:hAnsi="Times New Roman" w:cs="Times New Roman"/>
+          <w:sz w:val="24"/>
+          <w:szCs w:val="24"/>
+        </w:rPr>
+        <w:t>, да</w:t>
+      </w:r>
+      <w:r>
+        <w:rPr>
+          <w:rFonts w:ascii="Times New Roman" w:hAnsi="Times New Roman" w:cs="Times New Roman"/>
+          <w:sz w:val="24"/>
+          <w:szCs w:val="24"/>
+        </w:rPr>
+        <w:t xml:space="preserve"> и</w:t>
+      </w:r>
+      <w:r>
+        <w:rPr>
+          <w:rFonts w:ascii="Times New Roman" w:hAnsi="Times New Roman" w:cs="Times New Roman"/>
+          <w:sz w:val="24"/>
+          <w:szCs w:val="24"/>
+        </w:rPr>
+        <w:t xml:space="preserve"> реакция со стороны Дживса была предсказуема.</w:t>
+      </w:r>
+    </w:p>
+    <w:p>
+      <w:pPr>
+        <w:ind w:firstLine="708"/>
+        <w:jc w:val="both"/>
+        <w:rPr>
+          <w:rFonts w:ascii="Times New Roman" w:hAnsi="Times New Roman" w:cs="Times New Roman"/>
+          <w:sz w:val="24"/>
+          <w:szCs w:val="24"/>
+        </w:rPr>
+      </w:pPr>
+      <w:r>
+        <w:rPr>
+          <w:rFonts w:ascii="Times New Roman" w:hAnsi="Times New Roman" w:cs="Times New Roman"/>
+          <w:sz w:val="24"/>
+          <w:szCs w:val="24"/>
+        </w:rPr>
+        <w:t xml:space="preserve">Добравшись, </w:t>
+      </w:r>
+      <w:proofErr w:type="spellStart"/>
+      <w:r>
+        <w:rPr>
+          <w:rFonts w:ascii="Times New Roman" w:hAnsi="Times New Roman" w:cs="Times New Roman"/>
+          <w:sz w:val="24"/>
+          <w:szCs w:val="24"/>
+        </w:rPr>
+        <w:t>Берти</w:t>
+      </w:r>
+      <w:proofErr w:type="spellEnd"/>
+      <w:r>
+        <w:rPr>
+          <w:rFonts w:ascii="Times New Roman" w:hAnsi="Times New Roman" w:cs="Times New Roman"/>
+          <w:sz w:val="24"/>
+          <w:szCs w:val="24"/>
+        </w:rPr>
+        <w:t xml:space="preserve"> </w:t>
+      </w:r>
+      <w:r>
+        <w:rPr>
+          <w:rFonts w:ascii="Times New Roman" w:hAnsi="Times New Roman" w:cs="Times New Roman"/>
+          <w:sz w:val="24"/>
+          <w:szCs w:val="24"/>
+        </w:rPr>
+        <w:t>отметил, что в гостинице, которой «</w:t>
+      </w:r>
+      <w:r>
+        <w:rPr>
+          <w:rFonts w:ascii="Times New Roman" w:hAnsi="Times New Roman" w:cs="Times New Roman"/>
+          <w:i/>
+          <w:sz w:val="24"/>
+          <w:szCs w:val="24"/>
+        </w:rPr>
+        <w:t>выпало несчастье попасться на глаза моей тете</w:t>
+      </w:r>
+      <w:r>
+        <w:rPr>
+          <w:rFonts w:ascii="Times New Roman" w:hAnsi="Times New Roman" w:cs="Times New Roman"/>
+          <w:sz w:val="24"/>
+          <w:szCs w:val="24"/>
+        </w:rPr>
+        <w:t>» уже «</w:t>
+      </w:r>
+      <w:r>
+        <w:rPr>
+          <w:rFonts w:ascii="Times New Roman" w:hAnsi="Times New Roman" w:cs="Times New Roman"/>
+          <w:i/>
+          <w:sz w:val="24"/>
+          <w:szCs w:val="24"/>
+        </w:rPr>
+        <w:t>была проведана основная воспитательная работ</w:t>
+      </w:r>
+      <w:r>
+        <w:rPr>
+          <w:rFonts w:ascii="Times New Roman" w:hAnsi="Times New Roman" w:cs="Times New Roman"/>
+          <w:i/>
+          <w:sz w:val="24"/>
+          <w:szCs w:val="24"/>
+        </w:rPr>
+        <w:t>а</w:t>
+      </w:r>
+      <w:r>
+        <w:rPr>
+          <w:rFonts w:ascii="Times New Roman" w:hAnsi="Times New Roman" w:cs="Times New Roman"/>
+          <w:sz w:val="24"/>
+          <w:szCs w:val="24"/>
+        </w:rPr>
+        <w:t>»</w:t>
+      </w:r>
+      <w:r>
+        <w:rPr>
+          <w:rFonts w:ascii="Times New Roman" w:hAnsi="Times New Roman" w:cs="Times New Roman"/>
+          <w:sz w:val="24"/>
+          <w:szCs w:val="24"/>
+        </w:rPr>
+        <w:t xml:space="preserve"> и все пляшут под ее дудку. Тётя успела сменить 2 номера (</w:t>
+      </w:r>
+      <w:r>
+        <w:rPr>
+          <w:rFonts w:ascii="Times New Roman" w:hAnsi="Times New Roman" w:cs="Times New Roman"/>
+          <w:sz w:val="24"/>
+          <w:szCs w:val="24"/>
+        </w:rPr>
+        <w:t xml:space="preserve">в первом вид был не на юг, </w:t>
+      </w:r>
+      <w:r>
+        <w:rPr>
+          <w:rFonts w:ascii="Times New Roman" w:hAnsi="Times New Roman" w:cs="Times New Roman"/>
+          <w:sz w:val="24"/>
+          <w:szCs w:val="24"/>
+        </w:rPr>
+        <w:t>во втором скрипела дверца шкафа), высказала все, что думает местных поварах, горничных и других. «</w:t>
+      </w:r>
+      <w:r>
+        <w:rPr>
+          <w:rFonts w:ascii="Times New Roman" w:hAnsi="Times New Roman" w:cs="Times New Roman"/>
+          <w:i/>
+          <w:sz w:val="24"/>
+          <w:szCs w:val="24"/>
+        </w:rPr>
+        <w:t>Теперь она прочно держала всю шайку под каблуком</w:t>
+      </w:r>
+      <w:r>
+        <w:rPr>
+          <w:rFonts w:ascii="Times New Roman" w:hAnsi="Times New Roman" w:cs="Times New Roman"/>
+          <w:sz w:val="24"/>
+          <w:szCs w:val="24"/>
+        </w:rPr>
+        <w:t>».</w:t>
+      </w:r>
+    </w:p>
+    <w:p>
+      <w:pPr>
+        <w:ind w:firstLine="708"/>
+        <w:jc w:val="both"/>
+        <w:rPr>
+          <w:rFonts w:ascii="Times New Roman" w:hAnsi="Times New Roman" w:cs="Times New Roman"/>
+          <w:sz w:val="24"/>
+          <w:szCs w:val="24"/>
+        </w:rPr>
+      </w:pPr>
+      <w:r>
+        <w:rPr>
+          <w:rFonts w:ascii="Times New Roman" w:hAnsi="Times New Roman" w:cs="Times New Roman"/>
+          <w:sz w:val="24"/>
+          <w:szCs w:val="24"/>
+        </w:rPr>
+        <w:t>Тётя поведала, что подружилась на курорте с очень интересными и добропорядочными людьми: мисс Хемингуэй и ее брат священник Сидней. Более того, она разглядела в Алин Хемингуэй иде</w:t>
+      </w:r>
+      <w:r>
+        <w:rPr>
+          <w:rFonts w:ascii="Times New Roman" w:hAnsi="Times New Roman" w:cs="Times New Roman"/>
+          <w:sz w:val="24"/>
+          <w:szCs w:val="24"/>
+        </w:rPr>
+        <w:t xml:space="preserve">альную невесту для </w:t>
+      </w:r>
+      <w:proofErr w:type="spellStart"/>
+      <w:r>
+        <w:rPr>
+          <w:rFonts w:ascii="Times New Roman" w:hAnsi="Times New Roman" w:cs="Times New Roman"/>
+          <w:sz w:val="24"/>
+          <w:szCs w:val="24"/>
+        </w:rPr>
+        <w:t>Берти</w:t>
+      </w:r>
+      <w:proofErr w:type="spellEnd"/>
+      <w:r>
+        <w:rPr>
+          <w:rFonts w:ascii="Times New Roman" w:hAnsi="Times New Roman" w:cs="Times New Roman"/>
+          <w:sz w:val="24"/>
+          <w:szCs w:val="24"/>
+        </w:rPr>
+        <w:t>, т</w:t>
+      </w:r>
+      <w:r>
+        <w:rPr>
+          <w:rFonts w:ascii="Times New Roman" w:hAnsi="Times New Roman" w:cs="Times New Roman"/>
+          <w:sz w:val="24"/>
+          <w:szCs w:val="24"/>
+        </w:rPr>
+        <w:t>у</w:t>
+      </w:r>
+      <w:r>
+        <w:rPr>
+          <w:rFonts w:ascii="Times New Roman" w:hAnsi="Times New Roman" w:cs="Times New Roman"/>
+          <w:sz w:val="24"/>
+          <w:szCs w:val="24"/>
+        </w:rPr>
+        <w:t xml:space="preserve"> самую</w:t>
+      </w:r>
+      <w:r>
+        <w:rPr>
+          <w:rFonts w:ascii="Times New Roman" w:hAnsi="Times New Roman" w:cs="Times New Roman"/>
+          <w:sz w:val="24"/>
+          <w:szCs w:val="24"/>
+        </w:rPr>
+        <w:t xml:space="preserve">, что наконец сможет </w:t>
+      </w:r>
+      <w:r>
+        <w:rPr>
+          <w:rFonts w:ascii="Times New Roman" w:hAnsi="Times New Roman" w:cs="Times New Roman"/>
+          <w:sz w:val="24"/>
+          <w:szCs w:val="24"/>
+        </w:rPr>
+        <w:t>положительно повлиять на образ жизни племянника</w:t>
+      </w:r>
+      <w:r>
+        <w:rPr>
+          <w:rFonts w:ascii="Times New Roman" w:hAnsi="Times New Roman" w:cs="Times New Roman"/>
+          <w:sz w:val="24"/>
+          <w:szCs w:val="24"/>
+        </w:rPr>
+        <w:t>. Вот, что думает тетя Агата про</w:t>
+      </w:r>
+      <w:r>
+        <w:rPr>
+          <w:rFonts w:ascii="Times New Roman" w:hAnsi="Times New Roman" w:cs="Times New Roman"/>
+          <w:sz w:val="24"/>
+          <w:szCs w:val="24"/>
+        </w:rPr>
+        <w:t xml:space="preserve"> нынешний стиль жизни </w:t>
+      </w:r>
+      <w:proofErr w:type="spellStart"/>
+      <w:r>
+        <w:rPr>
+          <w:rFonts w:ascii="Times New Roman" w:hAnsi="Times New Roman" w:cs="Times New Roman"/>
+          <w:sz w:val="24"/>
+          <w:szCs w:val="24"/>
+        </w:rPr>
+        <w:t>Бертрама</w:t>
+      </w:r>
+      <w:proofErr w:type="spellEnd"/>
+      <w:r>
+        <w:rPr>
+          <w:rFonts w:ascii="Times New Roman" w:hAnsi="Times New Roman" w:cs="Times New Roman"/>
+          <w:sz w:val="24"/>
+          <w:szCs w:val="24"/>
+        </w:rPr>
+        <w:t>: «</w:t>
+      </w:r>
+      <w:r>
+        <w:rPr>
+          <w:rFonts w:ascii="Times New Roman" w:hAnsi="Times New Roman" w:cs="Times New Roman"/>
+          <w:i/>
+          <w:sz w:val="24"/>
+          <w:szCs w:val="24"/>
+        </w:rPr>
+        <w:t xml:space="preserve">Такие молодые люди, как ты, </w:t>
+      </w:r>
+      <w:proofErr w:type="spellStart"/>
+      <w:r>
+        <w:rPr>
+          <w:rFonts w:ascii="Times New Roman" w:hAnsi="Times New Roman" w:cs="Times New Roman"/>
+          <w:i/>
+          <w:sz w:val="24"/>
+          <w:szCs w:val="24"/>
+        </w:rPr>
+        <w:t>Берти</w:t>
+      </w:r>
+      <w:proofErr w:type="spellEnd"/>
+      <w:r>
+        <w:rPr>
+          <w:rFonts w:ascii="Times New Roman" w:hAnsi="Times New Roman" w:cs="Times New Roman"/>
+          <w:i/>
+          <w:sz w:val="24"/>
+          <w:szCs w:val="24"/>
+        </w:rPr>
+        <w:t xml:space="preserve">, приводят меня в отчаяние; и не только меня, а всех, кому небезразлично будущее рода человеческого. Ты погряз в праздности и себялюбии, ты растрачиваешь жизнь попусту вместо того, чтобы прожить ее с пользой для себя и для других. Ты тратишь лучшие годы на сомнительные развлечения. Ты – антиобщественное животное, трутень. </w:t>
+      </w:r>
+      <w:proofErr w:type="spellStart"/>
+      <w:r>
+        <w:rPr>
+          <w:rFonts w:ascii="Times New Roman" w:hAnsi="Times New Roman" w:cs="Times New Roman"/>
+          <w:i/>
+          <w:sz w:val="24"/>
+          <w:szCs w:val="24"/>
+        </w:rPr>
+        <w:t>Берти</w:t>
+      </w:r>
+      <w:proofErr w:type="spellEnd"/>
+      <w:r>
+        <w:rPr>
+          <w:rFonts w:ascii="Times New Roman" w:hAnsi="Times New Roman" w:cs="Times New Roman"/>
+          <w:i/>
+          <w:sz w:val="24"/>
+          <w:szCs w:val="24"/>
+        </w:rPr>
+        <w:t>, ты просто обязан жениться</w:t>
+      </w:r>
+      <w:r>
+        <w:rPr>
+          <w:rFonts w:ascii="Times New Roman" w:hAnsi="Times New Roman" w:cs="Times New Roman"/>
+          <w:sz w:val="24"/>
+          <w:szCs w:val="24"/>
+        </w:rPr>
+        <w:t xml:space="preserve">» </w:t>
+      </w:r>
+    </w:p>
+    <w:p>
+      <w:pPr>
+        <w:ind w:firstLine="708"/>
+        <w:jc w:val="both"/>
+        <w:rPr>
+          <w:rFonts w:ascii="Times New Roman" w:hAnsi="Times New Roman" w:cs="Times New Roman"/>
+          <w:sz w:val="24"/>
+          <w:szCs w:val="24"/>
+        </w:rPr>
+      </w:pPr>
+      <w:proofErr w:type="spellStart"/>
+      <w:r>
+        <w:rPr>
+          <w:rFonts w:ascii="Times New Roman" w:hAnsi="Times New Roman" w:cs="Times New Roman"/>
+          <w:sz w:val="24"/>
+          <w:szCs w:val="24"/>
+        </w:rPr>
+        <w:t>Берти</w:t>
+      </w:r>
+      <w:proofErr w:type="spellEnd"/>
+      <w:r>
+        <w:rPr>
+          <w:rFonts w:ascii="Times New Roman" w:hAnsi="Times New Roman" w:cs="Times New Roman"/>
+          <w:sz w:val="24"/>
+          <w:szCs w:val="24"/>
+        </w:rPr>
+        <w:t xml:space="preserve"> приходит в ужас от этой мысли</w:t>
+      </w:r>
+      <w:r>
+        <w:rPr>
+          <w:rFonts w:ascii="Times New Roman" w:hAnsi="Times New Roman" w:cs="Times New Roman"/>
+          <w:sz w:val="24"/>
+          <w:szCs w:val="24"/>
+        </w:rPr>
+        <w:t xml:space="preserve">, но что делать он естественно не понимает. Единственное, что приходит ему на ум – это поднять свое настроение прогулкой по городу в малиновом кушаке. Реакция Дживса была: </w:t>
+      </w:r>
+      <w:r>
+        <w:rPr>
+          <w:rFonts w:ascii="Times New Roman" w:hAnsi="Times New Roman" w:cs="Times New Roman"/>
+          <w:i/>
+          <w:sz w:val="24"/>
+          <w:szCs w:val="24"/>
+        </w:rPr>
+        <w:t xml:space="preserve">«Дживс шарахнулся от меня, точно дикий мустанг от грузового автомобиля», </w:t>
+      </w:r>
+      <w:r>
+        <w:rPr>
+          <w:rFonts w:ascii="Times New Roman" w:hAnsi="Times New Roman" w:cs="Times New Roman"/>
+          <w:sz w:val="24"/>
+          <w:szCs w:val="24"/>
+        </w:rPr>
+        <w:t xml:space="preserve">он попытался отговорить </w:t>
+      </w:r>
+      <w:proofErr w:type="spellStart"/>
+      <w:r>
+        <w:rPr>
+          <w:rFonts w:ascii="Times New Roman" w:hAnsi="Times New Roman" w:cs="Times New Roman"/>
+          <w:sz w:val="24"/>
+          <w:szCs w:val="24"/>
+        </w:rPr>
+        <w:t>Берти</w:t>
+      </w:r>
+      <w:proofErr w:type="spellEnd"/>
+      <w:r>
+        <w:rPr>
+          <w:rFonts w:ascii="Times New Roman" w:hAnsi="Times New Roman" w:cs="Times New Roman"/>
+          <w:sz w:val="24"/>
+          <w:szCs w:val="24"/>
+        </w:rPr>
+        <w:t>, но тот решил пойти против чужого мнения и отстоять свой выбор.</w:t>
+      </w:r>
+      <w:r>
+        <w:rPr>
+          <w:rFonts w:ascii="Times New Roman" w:hAnsi="Times New Roman" w:cs="Times New Roman"/>
+          <w:sz w:val="24"/>
+          <w:szCs w:val="24"/>
+        </w:rPr>
+        <w:t xml:space="preserve"> </w:t>
       </w:r>
       <w:bookmarkStart w:id="0" w:name="_GoBack"/>
       <w:bookmarkEnd w:id="0"/>
+      <w:r>
+        <w:rPr>
+          <w:rFonts w:ascii="Times New Roman" w:hAnsi="Times New Roman" w:cs="Times New Roman"/>
+          <w:sz w:val="24"/>
+          <w:szCs w:val="24"/>
+        </w:rPr>
+        <w:t xml:space="preserve">Тем не менее вся эта ситуация крайне расстроила </w:t>
+      </w:r>
+      <w:proofErr w:type="spellStart"/>
+      <w:r>
+        <w:rPr>
+          <w:rFonts w:ascii="Times New Roman" w:hAnsi="Times New Roman" w:cs="Times New Roman"/>
+          <w:sz w:val="24"/>
+          <w:szCs w:val="24"/>
+        </w:rPr>
+        <w:t>Берти</w:t>
+      </w:r>
+      <w:proofErr w:type="spellEnd"/>
+      <w:r>
+        <w:rPr>
+          <w:rFonts w:ascii="Times New Roman" w:hAnsi="Times New Roman" w:cs="Times New Roman"/>
+          <w:sz w:val="24"/>
+          <w:szCs w:val="24"/>
+        </w:rPr>
+        <w:t>: «</w:t>
+      </w:r>
+      <w:r>
+        <w:rPr>
+          <w:rFonts w:ascii="Times New Roman" w:hAnsi="Times New Roman" w:cs="Times New Roman"/>
+          <w:i/>
+          <w:sz w:val="24"/>
+          <w:szCs w:val="24"/>
+        </w:rPr>
+        <w:t>Если меня что-то может по-настоящему огорчить, так это размолвки в собственном доме</w:t>
+      </w:r>
+      <w:r>
+        <w:rPr>
+          <w:rFonts w:ascii="Times New Roman" w:hAnsi="Times New Roman" w:cs="Times New Roman"/>
+          <w:sz w:val="24"/>
+          <w:szCs w:val="24"/>
+        </w:rPr>
+        <w:t>», его даже посетила мысль, что его вообще никто не любит.</w:t>
+      </w:r>
+    </w:p>
+    <w:p>
+      <w:pPr>
+        <w:ind w:firstLine="708"/>
+        <w:jc w:val="both"/>
+        <w:rPr>
+          <w:rFonts w:ascii="Times New Roman" w:hAnsi="Times New Roman" w:cs="Times New Roman"/>
+          <w:sz w:val="24"/>
+          <w:szCs w:val="24"/>
+        </w:rPr>
+      </w:pPr>
+      <w:r>
+        <w:rPr>
+          <w:rFonts w:ascii="Times New Roman" w:hAnsi="Times New Roman" w:cs="Times New Roman"/>
+          <w:sz w:val="24"/>
+          <w:szCs w:val="24"/>
+        </w:rPr>
+        <w:t xml:space="preserve">После прогулки на машине с Алин и ее братом, </w:t>
+      </w:r>
+      <w:proofErr w:type="spellStart"/>
+      <w:r>
+        <w:rPr>
+          <w:rFonts w:ascii="Times New Roman" w:hAnsi="Times New Roman" w:cs="Times New Roman"/>
+          <w:sz w:val="24"/>
+          <w:szCs w:val="24"/>
+        </w:rPr>
+        <w:t>Берти</w:t>
+      </w:r>
+      <w:proofErr w:type="spellEnd"/>
+      <w:r>
+        <w:rPr>
+          <w:rFonts w:ascii="Times New Roman" w:hAnsi="Times New Roman" w:cs="Times New Roman"/>
+          <w:sz w:val="24"/>
+          <w:szCs w:val="24"/>
+        </w:rPr>
+        <w:t xml:space="preserve"> не смог сдержать своей печали и решил поплакаться </w:t>
+      </w:r>
+      <w:proofErr w:type="spellStart"/>
+      <w:r>
+        <w:rPr>
+          <w:rFonts w:ascii="Times New Roman" w:hAnsi="Times New Roman" w:cs="Times New Roman"/>
+          <w:sz w:val="24"/>
+          <w:szCs w:val="24"/>
+        </w:rPr>
+        <w:t>Дживсу</w:t>
+      </w:r>
+      <w:proofErr w:type="spellEnd"/>
+      <w:r>
+        <w:rPr>
+          <w:rFonts w:ascii="Times New Roman" w:hAnsi="Times New Roman" w:cs="Times New Roman"/>
+          <w:sz w:val="24"/>
+          <w:szCs w:val="24"/>
+        </w:rPr>
+        <w:t xml:space="preserve"> и заодно </w:t>
+      </w:r>
+      <w:proofErr w:type="spellStart"/>
+      <w:r>
+        <w:rPr>
+          <w:rFonts w:ascii="Times New Roman" w:hAnsi="Times New Roman" w:cs="Times New Roman"/>
+          <w:sz w:val="24"/>
+          <w:szCs w:val="24"/>
+        </w:rPr>
+        <w:t>пропросить</w:t>
+      </w:r>
+      <w:proofErr w:type="spellEnd"/>
+      <w:r>
+        <w:rPr>
+          <w:rFonts w:ascii="Times New Roman" w:hAnsi="Times New Roman" w:cs="Times New Roman"/>
+          <w:sz w:val="24"/>
+          <w:szCs w:val="24"/>
+        </w:rPr>
+        <w:t xml:space="preserve"> совета. Но ситуация с кушаком судя по всему еще не стерлась из памяти Дживса и никаких идей он не озвучил.</w:t>
+      </w:r>
     </w:p>
     <w:p>
       <w:pPr>
@@ -1689,7 +2715,7 @@
 </file>
 
 <file path=word/styles.xml><?xml version="1.0" encoding="utf-8"?>
-<w:styles xmlns:mc="http://schemas.openxmlformats.org/markup-compatibility/2006" xmlns:r="http://schemas.openxmlformats.org/officeDocument/2006/relationships" xmlns:w="http://schemas.openxmlformats.org/wordprocessingml/2006/main" xmlns:w14="http://schemas.microsoft.com/office/word/2010/wordml" xmlns:w15="http://schemas.microsoft.com/office/word/2012/wordml" xmlns:w16se="http://schemas.microsoft.com/office/word/2015/wordml/symex" mc:Ignorable="w14 w15 w16se">
+<w:styles xmlns:r="http://schemas.openxmlformats.org/officeDocument/2006/relationships" xmlns:w="http://schemas.openxmlformats.org/wordprocessingml/2006/main">
   <w:docDefaults>
     <w:rPrDefault>
       <w:rPr>
@@ -1705,382 +2731,149 @@
       </w:pPr>
     </w:pPrDefault>
   </w:docDefaults>
-  <w:latentStyles w:defLockedState="0" w:defUIPriority="99" w:defSemiHidden="0" w:defUnhideWhenUsed="0" w:defQFormat="0" w:count="371">
-    <w:lsdException w:name="Normal" w:uiPriority="0" w:qFormat="1"/>
-    <w:lsdException w:name="heading 1" w:uiPriority="9" w:qFormat="1"/>
-    <w:lsdException w:name="heading 2" w:semiHidden="1" w:uiPriority="9" w:unhideWhenUsed="1" w:qFormat="1"/>
-    <w:lsdException w:name="heading 3" w:semiHidden="1" w:uiPriority="9" w:unhideWhenUsed="1" w:qFormat="1"/>
-    <w:lsdException w:name="heading 4" w:semiHidden="1" w:uiPriority="9" w:unhideWhenUsed="1" w:qFormat="1"/>
-    <w:lsdException w:name="heading 5" w:semiHidden="1" w:uiPriority="9" w:unhideWhenUsed="1" w:qFormat="1"/>
-    <w:lsdException w:name="heading 6" w:semiHidden="1" w:uiPriority="9" w:unhideWhenUsed="1" w:qFormat="1"/>
-    <w:lsdException w:name="heading 7" w:semiHidden="1" w:uiPriority="9" w:unhideWhenUsed="1" w:qFormat="1"/>
-    <w:lsdException w:name="heading 8" w:semiHidden="1" w:uiPriority="9" w:unhideWhenUsed="1" w:qFormat="1"/>
-    <w:lsdException w:name="heading 9" w:semiHidden="1" w:uiPriority="9" w:unhideWhenUsed="1" w:qFormat="1"/>
-    <w:lsdException w:name="index 1" w:semiHidden="1" w:unhideWhenUsed="1"/>
-    <w:lsdException w:name="index 2" w:semiHidden="1" w:unhideWhenUsed="1"/>
-    <w:lsdException w:name="index 3" w:semiHidden="1" w:unhideWhenUsed="1"/>
-    <w:lsdException w:name="index 4" w:semiHidden="1" w:unhideWhenUsed="1"/>
-    <w:lsdException w:name="index 5" w:semiHidden="1" w:unhideWhenUsed="1"/>
-    <w:lsdException w:name="index 6" w:semiHidden="1" w:unhideWhenUsed="1"/>
-    <w:lsdException w:name="index 7" w:semiHidden="1" w:unhideWhenUsed="1"/>
-    <w:lsdException w:name="index 8" w:semiHidden="1" w:unhideWhenUsed="1"/>
-    <w:lsdException w:name="index 9" w:semiHidden="1" w:unhideWhenUsed="1"/>
-    <w:lsdException w:name="toc 1" w:semiHidden="1" w:uiPriority="39" w:unhideWhenUsed="1"/>
-    <w:lsdException w:name="toc 2" w:semiHidden="1" w:uiPriority="39" w:unhideWhenUsed="1"/>
-    <w:lsdException w:name="toc 3" w:semiHidden="1" w:uiPriority="39" w:unhideWhenUsed="1"/>
-    <w:lsdException w:name="toc 4" w:semiHidden="1" w:uiPriority="39" w:unhideWhenUsed="1"/>
-    <w:lsdException w:name="toc 5" w:semiHidden="1" w:uiPriority="39" w:unhideWhenUsed="1"/>
-    <w:lsdException w:name="toc 6" w:semiHidden="1" w:uiPriority="39" w:unhideWhenUsed="1"/>
-    <w:lsdException w:name="toc 7" w:semiHidden="1" w:uiPriority="39" w:unhideWhenUsed="1"/>
-    <w:lsdException w:name="toc 8" w:semiHidden="1" w:uiPriority="39" w:unhideWhenUsed="1"/>
-    <w:lsdException w:name="toc 9" w:semiHidden="1" w:uiPriority="39" w:unhideWhenUsed="1"/>
-    <w:lsdException w:name="Normal Indent" w:semiHidden="1" w:unhideWhenUsed="1"/>
-    <w:lsdException w:name="footnote text" w:semiHidden="1" w:unhideWhenUsed="1"/>
-    <w:lsdException w:name="annotation text" w:semiHidden="1" w:unhideWhenUsed="1"/>
-    <w:lsdException w:name="header" w:semiHidden="1" w:unhideWhenUsed="1"/>
-    <w:lsdException w:name="footer" w:semiHidden="1" w:unhideWhenUsed="1"/>
-    <w:lsdException w:name="index heading" w:semiHidden="1" w:unhideWhenUsed="1"/>
-    <w:lsdException w:name="caption" w:semiHidden="1" w:uiPriority="35" w:unhideWhenUsed="1" w:qFormat="1"/>
-    <w:lsdException w:name="table of figures" w:semiHidden="1" w:unhideWhenUsed="1"/>
-    <w:lsdException w:name="envelope address" w:semiHidden="1" w:unhideWhenUsed="1"/>
-    <w:lsdException w:name="envelope return" w:semiHidden="1" w:unhideWhenUsed="1"/>
-    <w:lsdException w:name="footnote reference" w:semiHidden="1" w:unhideWhenUsed="1"/>
-    <w:lsdException w:name="annotation reference" w:semiHidden="1" w:unhideWhenUsed="1"/>
-    <w:lsdException w:name="line number" w:semiHidden="1" w:unhideWhenUsed="1"/>
-    <w:lsdException w:name="page number" w:semiHidden="1" w:unhideWhenUsed="1"/>
-    <w:lsdException w:name="endnote reference" w:semiHidden="1" w:unhideWhenUsed="1"/>
-    <w:lsdException w:name="endnote text" w:semiHidden="1" w:unhideWhenUsed="1"/>
-    <w:lsdException w:name="table of authorities" w:semiHidden="1" w:unhideWhenUsed="1"/>
-    <w:lsdException w:name="macro" w:semiHidden="1" w:unhideWhenUsed="1"/>
-    <w:lsdException w:name="toa heading" w:semiHidden="1" w:unhideWhenUsed="1"/>
-    <w:lsdException w:name="List" w:semiHidden="1" w:unhideWhenUsed="1"/>
-    <w:lsdException w:name="List Bullet" w:semiHidden="1" w:unhideWhenUsed="1"/>
-    <w:lsdException w:name="List Number" w:semiHidden="1" w:unhideWhenUsed="1"/>
-    <w:lsdException w:name="List 2" w:semiHidden="1" w:unhideWhenUsed="1"/>
-    <w:lsdException w:name="List 3" w:semiHidden="1" w:unhideWhenUsed="1"/>
-    <w:lsdException w:name="List 4" w:semiHidden="1" w:unhideWhenUsed="1"/>
-    <w:lsdException w:name="List 5" w:semiHidden="1" w:unhideWhenUsed="1"/>
-    <w:lsdException w:name="List Bullet 2" w:semiHidden="1" w:unhideWhenUsed="1"/>
-    <w:lsdException w:name="List Bullet 3" w:semiHidden="1" w:unhideWhenUsed="1"/>
-    <w:lsdException w:name="List Bullet 4" w:semiHidden="1" w:unhideWhenUsed="1"/>
-    <w:lsdException w:name="List Bullet 5" w:semiHidden="1" w:unhideWhenUsed="1"/>
-    <w:lsdException w:name="List Number 2" w:semiHidden="1" w:unhideWhenUsed="1"/>
-    <w:lsdException w:name="List Number 3" w:semiHidden="1" w:unhideWhenUsed="1"/>
-    <w:lsdException w:name="List Number 4" w:semiHidden="1" w:unhideWhenUsed="1"/>
-    <w:lsdException w:name="List Number 5" w:semiHidden="1" w:unhideWhenUsed="1"/>
-    <w:lsdException w:name="Title" w:uiPriority="10" w:qFormat="1"/>
-    <w:lsdException w:name="Closing" w:semiHidden="1" w:unhideWhenUsed="1"/>
-    <w:lsdException w:name="Signature" w:semiHidden="1" w:unhideWhenUsed="1"/>
-    <w:lsdException w:name="Default Paragraph Font" w:semiHidden="1" w:uiPriority="1" w:unhideWhenUsed="1"/>
-    <w:lsdException w:name="Body Text" w:semiHidden="1" w:unhideWhenUsed="1"/>
-    <w:lsdException w:name="Body Text Indent" w:semiHidden="1" w:unhideWhenUsed="1"/>
-    <w:lsdException w:name="List Continue" w:semiHidden="1" w:unhideWhenUsed="1"/>
-    <w:lsdException w:name="List Continue 2" w:semiHidden="1" w:unhideWhenUsed="1"/>
-    <w:lsdException w:name="List Continue 3" w:semiHidden="1" w:unhideWhenUsed="1"/>
-    <w:lsdException w:name="List Continue 4" w:semiHidden="1" w:unhideWhenUsed="1"/>
-    <w:lsdException w:name="List Continue 5" w:semiHidden="1" w:unhideWhenUsed="1"/>
-    <w:lsdException w:name="Message Header" w:semiHidden="1" w:unhideWhenUsed="1"/>
-    <w:lsdException w:name="Subtitle" w:uiPriority="11" w:qFormat="1"/>
-    <w:lsdException w:name="Salutation" w:semiHidden="1" w:unhideWhenUsed="1"/>
-    <w:lsdException w:name="Date" w:semiHidden="1" w:unhideWhenUsed="1"/>
-    <w:lsdException w:name="Body Text First Indent" w:semiHidden="1" w:unhideWhenUsed="1"/>
-    <w:lsdException w:name="Body Text First Indent 2" w:semiHidden="1" w:unhideWhenUsed="1"/>
-    <w:lsdException w:name="Note Heading" w:semiHidden="1" w:unhideWhenUsed="1"/>
-    <w:lsdException w:name="Body Text 2" w:semiHidden="1" w:unhideWhenUsed="1"/>
-    <w:lsdException w:name="Body Text 3" w:semiHidden="1" w:unhideWhenUsed="1"/>
-    <w:lsdException w:name="Body Text Indent 2" w:semiHidden="1" w:unhideWhenUsed="1"/>
-    <w:lsdException w:name="Body Text Indent 3" w:semiHidden="1" w:unhideWhenUsed="1"/>
-    <w:lsdException w:name="Block Text" w:semiHidden="1" w:unhideWhenUsed="1"/>
-    <w:lsdException w:name="Hyperlink" w:semiHidden="1" w:unhideWhenUsed="1"/>
-    <w:lsdException w:name="FollowedHyperlink" w:semiHidden="1" w:unhideWhenUsed="1"/>
-    <w:lsdException w:name="Strong" w:uiPriority="22" w:qFormat="1"/>
-    <w:lsdException w:name="Emphasis" w:uiPriority="20" w:qFormat="1"/>
-    <w:lsdException w:name="Document Map" w:semiHidden="1" w:unhideWhenUsed="1"/>
-    <w:lsdException w:name="Plain Text" w:semiHidden="1" w:unhideWhenUsed="1"/>
-    <w:lsdException w:name="E-mail Signature" w:semiHidden="1" w:unhideWhenUsed="1"/>
-    <w:lsdException w:name="HTML Top of Form" w:semiHidden="1" w:unhideWhenUsed="1"/>
-    <w:lsdException w:name="HTML Bottom of Form" w:semiHidden="1" w:unhideWhenUsed="1"/>
-    <w:lsdException w:name="Normal (Web)" w:semiHidden="1" w:unhideWhenUsed="1"/>
-    <w:lsdException w:name="HTML Acronym" w:semiHidden="1" w:unhideWhenUsed="1"/>
-    <w:lsdException w:name="HTML Address" w:semiHidden="1" w:unhideWhenUsed="1"/>
-    <w:lsdException w:name="HTML Cite" w:semiHidden="1" w:unhideWhenUsed="1"/>
-    <w:lsdException w:name="HTML Code" w:semiHidden="1" w:unhideWhenUsed="1"/>
-    <w:lsdException w:name="HTML Definition" w:semiHidden="1" w:unhideWhenUsed="1"/>
-    <w:lsdException w:name="HTML Keyboard" w:semiHidden="1" w:unhideWhenUsed="1"/>
-    <w:lsdException w:name="HTML Preformatted" w:semiHidden="1" w:unhideWhenUsed="1"/>
-    <w:lsdException w:name="HTML Sample" w:semiHidden="1" w:unhideWhenUsed="1"/>
-    <w:lsdException w:name="HTML Typewriter" w:semiHidden="1" w:unhideWhenUsed="1"/>
-    <w:lsdException w:name="HTML Variable" w:semiHidden="1" w:unhideWhenUsed="1"/>
-    <w:lsdException w:name="Normal Table" w:semiHidden="1" w:unhideWhenUsed="1"/>
-    <w:lsdException w:name="annotation subject" w:semiHidden="1" w:unhideWhenUsed="1"/>
-    <w:lsdException w:name="No List" w:semiHidden="1" w:unhideWhenUsed="1"/>
-    <w:lsdException w:name="Outline List 1" w:semiHidden="1" w:unhideWhenUsed="1"/>
-    <w:lsdException w:name="Outline List 2" w:semiHidden="1" w:unhideWhenUsed="1"/>
-    <w:lsdException w:name="Outline List 3" w:semiHidden="1" w:unhideWhenUsed="1"/>
-    <w:lsdException w:name="Table Simple 1" w:semiHidden="1" w:unhideWhenUsed="1"/>
-    <w:lsdException w:name="Table Simple 2" w:semiHidden="1" w:unhideWhenUsed="1"/>
-    <w:lsdException w:name="Table Simple 3" w:semiHidden="1" w:unhideWhenUsed="1"/>
-    <w:lsdException w:name="Table Classic 1" w:semiHidden="1" w:unhideWhenUsed="1"/>
-    <w:lsdException w:name="Table Classic 2" w:semiHidden="1" w:unhideWhenUsed="1"/>
-    <w:lsdException w:name="Table Classic 3" w:semiHidden="1" w:unhideWhenUsed="1"/>
-    <w:lsdException w:name="Table Classic 4" w:semiHidden="1" w:unhideWhenUsed="1"/>
-    <w:lsdException w:name="Table Colorful 1" w:semiHidden="1" w:unhideWhenUsed="1"/>
-    <w:lsdException w:name="Table Colorful 2" w:semiHidden="1" w:unhideWhenUsed="1"/>
-    <w:lsdException w:name="Table Colorful 3" w:semiHidden="1" w:unhideWhenUsed="1"/>
-    <w:lsdException w:name="Table Columns 1" w:semiHidden="1" w:unhideWhenUsed="1"/>
-    <w:lsdException w:name="Table Columns 2" w:semiHidden="1" w:unhideWhenUsed="1"/>
-    <w:lsdException w:name="Table Columns 3" w:semiHidden="1" w:unhideWhenUsed="1"/>
-    <w:lsdException w:name="Table Columns 4" w:semiHidden="1" w:unhideWhenUsed="1"/>
-    <w:lsdException w:name="Table Columns 5" w:semiHidden="1" w:unhideWhenUsed="1"/>
-    <w:lsdException w:name="Table Grid 1" w:semiHidden="1" w:unhideWhenUsed="1"/>
-    <w:lsdException w:name="Table Grid 2" w:semiHidden="1" w:unhideWhenUsed="1"/>
-    <w:lsdException w:name="Table Grid 3" w:semiHidden="1" w:unhideWhenUsed="1"/>
-    <w:lsdException w:name="Table Grid 4" w:semiHidden="1" w:unhideWhenUsed="1"/>
-    <w:lsdException w:name="Table Grid 5" w:semiHidden="1" w:unhideWhenUsed="1"/>
-    <w:lsdException w:name="Table Grid 6" w:semiHidden="1" w:unhideWhenUsed="1"/>
-    <w:lsdException w:name="Table Grid 7" w:semiHidden="1" w:unhideWhenUsed="1"/>
-    <w:lsdException w:name="Table Grid 8" w:semiHidden="1" w:unhideWhenUsed="1"/>
-    <w:lsdException w:name="Table List 1" w:semiHidden="1" w:unhideWhenUsed="1"/>
-    <w:lsdException w:name="Table List 2" w:semiHidden="1" w:unhideWhenUsed="1"/>
-    <w:lsdException w:name="Table List 3" w:semiHidden="1" w:unhideWhenUsed="1"/>
-    <w:lsdException w:name="Table List 4" w:semiHidden="1" w:unhideWhenUsed="1"/>
-    <w:lsdException w:name="Table List 5" w:semiHidden="1" w:unhideWhenUsed="1"/>
-    <w:lsdException w:name="Table List 6" w:semiHidden="1" w:unhideWhenUsed="1"/>
-    <w:lsdException w:name="Table List 7" w:semiHidden="1" w:unhideWhenUsed="1"/>
-    <w:lsdException w:name="Table List 8" w:semiHidden="1" w:unhideWhenUsed="1"/>
-    <w:lsdException w:name="Table 3D effects 1" w:semiHidden="1" w:unhideWhenUsed="1"/>
-    <w:lsdException w:name="Table 3D effects 2" w:semiHidden="1" w:unhideWhenUsed="1"/>
-    <w:lsdException w:name="Table 3D effects 3" w:semiHidden="1" w:unhideWhenUsed="1"/>
-    <w:lsdException w:name="Table Contemporary" w:semiHidden="1" w:unhideWhenUsed="1"/>
-    <w:lsdException w:name="Table Elegant" w:semiHidden="1" w:unhideWhenUsed="1"/>
-    <w:lsdException w:name="Table Professional" w:semiHidden="1" w:unhideWhenUsed="1"/>
-    <w:lsdException w:name="Table Subtle 1" w:semiHidden="1" w:unhideWhenUsed="1"/>
-    <w:lsdException w:name="Table Subtle 2" w:semiHidden="1" w:unhideWhenUsed="1"/>
-    <w:lsdException w:name="Table Web 1" w:semiHidden="1" w:unhideWhenUsed="1"/>
-    <w:lsdException w:name="Table Web 2" w:semiHidden="1" w:unhideWhenUsed="1"/>
-    <w:lsdException w:name="Table Web 3" w:semiHidden="1" w:unhideWhenUsed="1"/>
-    <w:lsdException w:name="Balloon Text" w:semiHidden="1" w:unhideWhenUsed="1"/>
-    <w:lsdException w:name="Table Grid" w:uiPriority="39"/>
-    <w:lsdException w:name="Table Theme" w:semiHidden="1" w:unhideWhenUsed="1"/>
-    <w:lsdException w:name="Placeholder Text" w:semiHidden="1"/>
-    <w:lsdException w:name="No Spacing" w:uiPriority="1" w:qFormat="1"/>
-    <w:lsdException w:name="Light Shading" w:uiPriority="60"/>
-    <w:lsdException w:name="Light List" w:uiPriority="61"/>
-    <w:lsdException w:name="Light Grid" w:uiPriority="62"/>
-    <w:lsdException w:name="Medium Shading 1" w:uiPriority="63"/>
-    <w:lsdException w:name="Medium Shading 2" w:uiPriority="64"/>
-    <w:lsdException w:name="Medium List 1" w:uiPriority="65"/>
-    <w:lsdException w:name="Medium List 2" w:uiPriority="66"/>
-    <w:lsdException w:name="Medium Grid 1" w:uiPriority="67"/>
-    <w:lsdException w:name="Medium Grid 2" w:uiPriority="68"/>
-    <w:lsdException w:name="Medium Grid 3" w:uiPriority="69"/>
-    <w:lsdException w:name="Dark List" w:uiPriority="70"/>
-    <w:lsdException w:name="Colorful Shading" w:uiPriority="71"/>
-    <w:lsdException w:name="Colorful List" w:uiPriority="72"/>
-    <w:lsdException w:name="Colorful Grid" w:uiPriority="73"/>
-    <w:lsdException w:name="Light Shading Accent 1" w:uiPriority="60"/>
-    <w:lsdException w:name="Light List Accent 1" w:uiPriority="61"/>
-    <w:lsdException w:name="Light Grid Accent 1" w:uiPriority="62"/>
-    <w:lsdException w:name="Medium Shading 1 Accent 1" w:uiPriority="63"/>
-    <w:lsdException w:name="Medium Shading 2 Accent 1" w:uiPriority="64"/>
-    <w:lsdException w:name="Medium List 1 Accent 1" w:uiPriority="65"/>
-    <w:lsdException w:name="Revision" w:semiHidden="1"/>
-    <w:lsdException w:name="List Paragraph" w:uiPriority="34" w:qFormat="1"/>
-    <w:lsdException w:name="Quote" w:uiPriority="29" w:qFormat="1"/>
-    <w:lsdException w:name="Intense Quote" w:uiPriority="30" w:qFormat="1"/>
-    <w:lsdException w:name="Medium List 2 Accent 1" w:uiPriority="66"/>
-    <w:lsdException w:name="Medium Grid 1 Accent 1" w:uiPriority="67"/>
-    <w:lsdException w:name="Medium Grid 2 Accent 1" w:uiPriority="68"/>
-    <w:lsdException w:name="Medium Grid 3 Accent 1" w:uiPriority="69"/>
-    <w:lsdException w:name="Dark List Accent 1" w:uiPriority="70"/>
-    <w:lsdException w:name="Colorful Shading Accent 1" w:uiPriority="71"/>
-    <w:lsdException w:name="Colorful List Accent 1" w:uiPriority="72"/>
-    <w:lsdException w:name="Colorful Grid Accent 1" w:uiPriority="73"/>
-    <w:lsdException w:name="Light Shading Accent 2" w:uiPriority="60"/>
-    <w:lsdException w:name="Light List Accent 2" w:uiPriority="61"/>
-    <w:lsdException w:name="Light Grid Accent 2" w:uiPriority="62"/>
-    <w:lsdException w:name="Medium Shading 1 Accent 2" w:uiPriority="63"/>
-    <w:lsdException w:name="Medium Shading 2 Accent 2" w:uiPriority="64"/>
-    <w:lsdException w:name="Medium List 1 Accent 2" w:uiPriority="65"/>
-    <w:lsdException w:name="Medium List 2 Accent 2" w:uiPriority="66"/>
-    <w:lsdException w:name="Medium Grid 1 Accent 2" w:uiPriority="67"/>
-    <w:lsdException w:name="Medium Grid 2 Accent 2" w:uiPriority="68"/>
-    <w:lsdException w:name="Medium Grid 3 Accent 2" w:uiPriority="69"/>
-    <w:lsdException w:name="Dark List Accent 2" w:uiPriority="70"/>
-    <w:lsdException w:name="Colorful Shading Accent 2" w:uiPriority="71"/>
-    <w:lsdException w:name="Colorful List Accent 2" w:uiPriority="72"/>
-    <w:lsdException w:name="Colorful Grid Accent 2" w:uiPriority="73"/>
-    <w:lsdException w:name="Light Shading Accent 3" w:uiPriority="60"/>
-    <w:lsdException w:name="Light List Accent 3" w:uiPriority="61"/>
-    <w:lsdException w:name="Light Grid Accent 3" w:uiPriority="62"/>
-    <w:lsdException w:name="Medium Shading 1 Accent 3" w:uiPriority="63"/>
-    <w:lsdException w:name="Medium Shading 2 Accent 3" w:uiPriority="64"/>
-    <w:lsdException w:name="Medium List 1 Accent 3" w:uiPriority="65"/>
-    <w:lsdException w:name="Medium List 2 Accent 3" w:uiPriority="66"/>
-    <w:lsdException w:name="Medium Grid 1 Accent 3" w:uiPriority="67"/>
-    <w:lsdException w:name="Medium Grid 2 Accent 3" w:uiPriority="68"/>
-    <w:lsdException w:name="Medium Grid 3 Accent 3" w:uiPriority="69"/>
-    <w:lsdException w:name="Dark List Accent 3" w:uiPriority="70"/>
-    <w:lsdException w:name="Colorful Shading Accent 3" w:uiPriority="71"/>
-    <w:lsdException w:name="Colorful List Accent 3" w:uiPriority="72"/>
-    <w:lsdException w:name="Colorful Grid Accent 3" w:uiPriority="73"/>
-    <w:lsdException w:name="Light Shading Accent 4" w:uiPriority="60"/>
-    <w:lsdException w:name="Light List Accent 4" w:uiPriority="61"/>
-    <w:lsdException w:name="Light Grid Accent 4" w:uiPriority="62"/>
-    <w:lsdException w:name="Medium Shading 1 Accent 4" w:uiPriority="63"/>
-    <w:lsdException w:name="Medium Shading 2 Accent 4" w:uiPriority="64"/>
-    <w:lsdException w:name="Medium List 1 Accent 4" w:uiPriority="65"/>
-    <w:lsdException w:name="Medium List 2 Accent 4" w:uiPriority="66"/>
-    <w:lsdException w:name="Medium Grid 1 Accent 4" w:uiPriority="67"/>
-    <w:lsdException w:name="Medium Grid 2 Accent 4" w:uiPriority="68"/>
-    <w:lsdException w:name="Medium Grid 3 Accent 4" w:uiPriority="69"/>
-    <w:lsdException w:name="Dark List Accent 4" w:uiPriority="70"/>
-    <w:lsdException w:name="Colorful Shading Accent 4" w:uiPriority="71"/>
-    <w:lsdException w:name="Colorful List Accent 4" w:uiPriority="72"/>
-    <w:lsdException w:name="Colorful Grid Accent 4" w:uiPriority="73"/>
-    <w:lsdException w:name="Light Shading Accent 5" w:uiPriority="60"/>
-    <w:lsdException w:name="Light List Accent 5" w:uiPriority="61"/>
-    <w:lsdException w:name="Light Grid Accent 5" w:uiPriority="62"/>
-    <w:lsdException w:name="Medium Shading 1 Accent 5" w:uiPriority="63"/>
-    <w:lsdException w:name="Medium Shading 2 Accent 5" w:uiPriority="64"/>
-    <w:lsdException w:name="Medium List 1 Accent 5" w:uiPriority="65"/>
-    <w:lsdException w:name="Medium List 2 Accent 5" w:uiPriority="66"/>
-    <w:lsdException w:name="Medium Grid 1 Accent 5" w:uiPriority="67"/>
-    <w:lsdException w:name="Medium Grid 2 Accent 5" w:uiPriority="68"/>
-    <w:lsdException w:name="Medium Grid 3 Accent 5" w:uiPriority="69"/>
-    <w:lsdException w:name="Dark List Accent 5" w:uiPriority="70"/>
-    <w:lsdException w:name="Colorful Shading Accent 5" w:uiPriority="71"/>
-    <w:lsdException w:name="Colorful List Accent 5" w:uiPriority="72"/>
-    <w:lsdException w:name="Colorful Grid Accent 5" w:uiPriority="73"/>
-    <w:lsdException w:name="Light Shading Accent 6" w:uiPriority="60"/>
-    <w:lsdException w:name="Light List Accent 6" w:uiPriority="61"/>
-    <w:lsdException w:name="Light Grid Accent 6" w:uiPriority="62"/>
-    <w:lsdException w:name="Medium Shading 1 Accent 6" w:uiPriority="63"/>
-    <w:lsdException w:name="Medium Shading 2 Accent 6" w:uiPriority="64"/>
-    <w:lsdException w:name="Medium List 1 Accent 6" w:uiPriority="65"/>
-    <w:lsdException w:name="Medium List 2 Accent 6" w:uiPriority="66"/>
-    <w:lsdException w:name="Medium Grid 1 Accent 6" w:uiPriority="67"/>
-    <w:lsdException w:name="Medium Grid 2 Accent 6" w:uiPriority="68"/>
-    <w:lsdException w:name="Medium Grid 3 Accent 6" w:uiPriority="69"/>
-    <w:lsdException w:name="Dark List Accent 6" w:uiPriority="70"/>
-    <w:lsdException w:name="Colorful Shading Accent 6" w:uiPriority="71"/>
-    <w:lsdException w:name="Colorful List Accent 6" w:uiPriority="72"/>
-    <w:lsdException w:name="Colorful Grid Accent 6" w:uiPriority="73"/>
-    <w:lsdException w:name="Subtle Emphasis" w:uiPriority="19" w:qFormat="1"/>
-    <w:lsdException w:name="Intense Emphasis" w:uiPriority="21" w:qFormat="1"/>
-    <w:lsdException w:name="Subtle Reference" w:uiPriority="31" w:qFormat="1"/>
-    <w:lsdException w:name="Intense Reference" w:uiPriority="32" w:qFormat="1"/>
-    <w:lsdException w:name="Book Title" w:uiPriority="33" w:qFormat="1"/>
-    <w:lsdException w:name="Bibliography" w:semiHidden="1" w:uiPriority="37" w:unhideWhenUsed="1"/>
-    <w:lsdException w:name="TOC Heading" w:semiHidden="1" w:uiPriority="39" w:unhideWhenUsed="1" w:qFormat="1"/>
-    <w:lsdException w:name="Plain Table 1" w:uiPriority="41"/>
-    <w:lsdException w:name="Plain Table 2" w:uiPriority="42"/>
-    <w:lsdException w:name="Plain Table 3" w:uiPriority="43"/>
-    <w:lsdException w:name="Plain Table 4" w:uiPriority="44"/>
-    <w:lsdException w:name="Plain Table 5" w:uiPriority="45"/>
-    <w:lsdException w:name="Grid Table Light" w:uiPriority="40"/>
-    <w:lsdException w:name="Grid Table 1 Light" w:uiPriority="46"/>
-    <w:lsdException w:name="Grid Table 2" w:uiPriority="47"/>
-    <w:lsdException w:name="Grid Table 3" w:uiPriority="48"/>
-    <w:lsdException w:name="Grid Table 4" w:uiPriority="49"/>
-    <w:lsdException w:name="Grid Table 5 Dark" w:uiPriority="50"/>
-    <w:lsdException w:name="Grid Table 6 Colorful" w:uiPriority="51"/>
-    <w:lsdException w:name="Grid Table 7 Colorful" w:uiPriority="52"/>
-    <w:lsdException w:name="Grid Table 1 Light Accent 1" w:uiPriority="46"/>
-    <w:lsdException w:name="Grid Table 2 Accent 1" w:uiPriority="47"/>
-    <w:lsdException w:name="Grid Table 3 Accent 1" w:uiPriority="48"/>
-    <w:lsdException w:name="Grid Table 4 Accent 1" w:uiPriority="49"/>
-    <w:lsdException w:name="Grid Table 5 Dark Accent 1" w:uiPriority="50"/>
-    <w:lsdException w:name="Grid Table 6 Colorful Accent 1" w:uiPriority="51"/>
-    <w:lsdException w:name="Grid Table 7 Colorful Accent 1" w:uiPriority="52"/>
-    <w:lsdException w:name="Grid Table 1 Light Accent 2" w:uiPriority="46"/>
-    <w:lsdException w:name="Grid Table 2 Accent 2" w:uiPriority="47"/>
-    <w:lsdException w:name="Grid Table 3 Accent 2" w:uiPriority="48"/>
-    <w:lsdException w:name="Grid Table 4 Accent 2" w:uiPriority="49"/>
-    <w:lsdException w:name="Grid Table 5 Dark Accent 2" w:uiPriority="50"/>
-    <w:lsdException w:name="Grid Table 6 Colorful Accent 2" w:uiPriority="51"/>
-    <w:lsdException w:name="Grid Table 7 Colorful Accent 2" w:uiPriority="52"/>
-    <w:lsdException w:name="Grid Table 1 Light Accent 3" w:uiPriority="46"/>
-    <w:lsdException w:name="Grid Table 2 Accent 3" w:uiPriority="47"/>
-    <w:lsdException w:name="Grid Table 3 Accent 3" w:uiPriority="48"/>
-    <w:lsdException w:name="Grid Table 4 Accent 3" w:uiPriority="49"/>
-    <w:lsdException w:name="Grid Table 5 Dark Accent 3" w:uiPriority="50"/>
-    <w:lsdException w:name="Grid Table 6 Colorful Accent 3" w:uiPriority="51"/>
-    <w:lsdException w:name="Grid Table 7 Colorful Accent 3" w:uiPriority="52"/>
-    <w:lsdException w:name="Grid Table 1 Light Accent 4" w:uiPriority="46"/>
-    <w:lsdException w:name="Grid Table 2 Accent 4" w:uiPriority="47"/>
-    <w:lsdException w:name="Grid Table 3 Accent 4" w:uiPriority="48"/>
-    <w:lsdException w:name="Grid Table 4 Accent 4" w:uiPriority="49"/>
-    <w:lsdException w:name="Grid Table 5 Dark Accent 4" w:uiPriority="50"/>
-    <w:lsdException w:name="Grid Table 6 Colorful Accent 4" w:uiPriority="51"/>
-    <w:lsdException w:name="Grid Table 7 Colorful Accent 4" w:uiPriority="52"/>
-    <w:lsdException w:name="Grid Table 1 Light Accent 5" w:uiPriority="46"/>
-    <w:lsdException w:name="Grid Table 2 Accent 5" w:uiPriority="47"/>
-    <w:lsdException w:name="Grid Table 3 Accent 5" w:uiPriority="48"/>
-    <w:lsdException w:name="Grid Table 4 Accent 5" w:uiPriority="49"/>
-    <w:lsdException w:name="Grid Table 5 Dark Accent 5" w:uiPriority="50"/>
-    <w:lsdException w:name="Grid Table 6 Colorful Accent 5" w:uiPriority="51"/>
-    <w:lsdException w:name="Grid Table 7 Colorful Accent 5" w:uiPriority="52"/>
-    <w:lsdException w:name="Grid Table 1 Light Accent 6" w:uiPriority="46"/>
-    <w:lsdException w:name="Grid Table 2 Accent 6" w:uiPriority="47"/>
-    <w:lsdException w:name="Grid Table 3 Accent 6" w:uiPriority="48"/>
-    <w:lsdException w:name="Grid Table 4 Accent 6" w:uiPriority="49"/>
-    <w:lsdException w:name="Grid Table 5 Dark Accent 6" w:uiPriority="50"/>
-    <w:lsdException w:name="Grid Table 6 Colorful Accent 6" w:uiPriority="51"/>
-    <w:lsdException w:name="Grid Table 7 Colorful Accent 6" w:uiPriority="52"/>
-    <w:lsdException w:name="List Table 1 Light" w:uiPriority="46"/>
-    <w:lsdException w:name="List Table 2" w:uiPriority="47"/>
-    <w:lsdException w:name="List Table 3" w:uiPriority="48"/>
-    <w:lsdException w:name="List Table 4" w:uiPriority="49"/>
-    <w:lsdException w:name="List Table 5 Dark" w:uiPriority="50"/>
-    <w:lsdException w:name="List Table 6 Colorful" w:uiPriority="51"/>
-    <w:lsdException w:name="List Table 7 Colorful" w:uiPriority="52"/>
-    <w:lsdException w:name="List Table 1 Light Accent 1" w:uiPriority="46"/>
-    <w:lsdException w:name="List Table 2 Accent 1" w:uiPriority="47"/>
-    <w:lsdException w:name="List Table 3 Accent 1" w:uiPriority="48"/>
-    <w:lsdException w:name="List Table 4 Accent 1" w:uiPriority="49"/>
-    <w:lsdException w:name="List Table 5 Dark Accent 1" w:uiPriority="50"/>
-    <w:lsdException w:name="List Table 6 Colorful Accent 1" w:uiPriority="51"/>
-    <w:lsdException w:name="List Table 7 Colorful Accent 1" w:uiPriority="52"/>
-    <w:lsdException w:name="List Table 1 Light Accent 2" w:uiPriority="46"/>
-    <w:lsdException w:name="List Table 2 Accent 2" w:uiPriority="47"/>
-    <w:lsdException w:name="List Table 3 Accent 2" w:uiPriority="48"/>
-    <w:lsdException w:name="List Table 4 Accent 2" w:uiPriority="49"/>
-    <w:lsdException w:name="List Table 5 Dark Accent 2" w:uiPriority="50"/>
-    <w:lsdException w:name="List Table 6 Colorful Accent 2" w:uiPriority="51"/>
-    <w:lsdException w:name="List Table 7 Colorful Accent 2" w:uiPriority="52"/>
-    <w:lsdException w:name="List Table 1 Light Accent 3" w:uiPriority="46"/>
-    <w:lsdException w:name="List Table 2 Accent 3" w:uiPriority="47"/>
-    <w:lsdException w:name="List Table 3 Accent 3" w:uiPriority="48"/>
-    <w:lsdException w:name="List Table 4 Accent 3" w:uiPriority="49"/>
-    <w:lsdException w:name="List Table 5 Dark Accent 3" w:uiPriority="50"/>
-    <w:lsdException w:name="List Table 6 Colorful Accent 3" w:uiPriority="51"/>
-    <w:lsdException w:name="List Table 7 Colorful Accent 3" w:uiPriority="52"/>
-    <w:lsdException w:name="List Table 1 Light Accent 4" w:uiPriority="46"/>
-    <w:lsdException w:name="List Table 2 Accent 4" w:uiPriority="47"/>
-    <w:lsdException w:name="List Table 3 Accent 4" w:uiPriority="48"/>
-    <w:lsdException w:name="List Table 4 Accent 4" w:uiPriority="49"/>
-    <w:lsdException w:name="List Table 5 Dark Accent 4" w:uiPriority="50"/>
-    <w:lsdException w:name="List Table 6 Colorful Accent 4" w:uiPriority="51"/>
-    <w:lsdException w:name="List Table 7 Colorful Accent 4" w:uiPriority="52"/>
-    <w:lsdException w:name="List Table 1 Light Accent 5" w:uiPriority="46"/>
-    <w:lsdException w:name="List Table 2 Accent 5" w:uiPriority="47"/>
-    <w:lsdException w:name="List Table 3 Accent 5" w:uiPriority="48"/>
-    <w:lsdException w:name="List Table 4 Accent 5" w:uiPriority="49"/>
-    <w:lsdException w:name="List Table 5 Dark Accent 5" w:uiPriority="50"/>
-    <w:lsdException w:name="List Table 6 Colorful Accent 5" w:uiPriority="51"/>
-    <w:lsdException w:name="List Table 7 Colorful Accent 5" w:uiPriority="52"/>
-    <w:lsdException w:name="List Table 1 Light Accent 6" w:uiPriority="46"/>
-    <w:lsdException w:name="List Table 2 Accent 6" w:uiPriority="47"/>
-    <w:lsdException w:name="List Table 3 Accent 6" w:uiPriority="48"/>
-    <w:lsdException w:name="List Table 4 Accent 6" w:uiPriority="49"/>
-    <w:lsdException w:name="List Table 5 Dark Accent 6" w:uiPriority="50"/>
-    <w:lsdException w:name="List Table 6 Colorful Accent 6" w:uiPriority="51"/>
-    <w:lsdException w:name="List Table 7 Colorful Accent 6" w:uiPriority="52"/>
+  <w:latentStyles w:defLockedState="0" w:defUIPriority="99" w:defSemiHidden="1" w:defUnhideWhenUsed="1" w:defQFormat="0" w:count="267">
+    <w:lsdException w:name="Normal" w:semiHidden="0" w:uiPriority="0" w:unhideWhenUsed="0" w:qFormat="1"/>
+    <w:lsdException w:name="heading 1" w:semiHidden="0" w:uiPriority="9" w:unhideWhenUsed="0" w:qFormat="1"/>
+    <w:lsdException w:name="heading 2" w:uiPriority="9" w:qFormat="1"/>
+    <w:lsdException w:name="heading 3" w:uiPriority="9" w:qFormat="1"/>
+    <w:lsdException w:name="heading 4" w:uiPriority="9" w:qFormat="1"/>
+    <w:lsdException w:name="heading 5" w:uiPriority="9" w:qFormat="1"/>
+    <w:lsdException w:name="heading 6" w:uiPriority="9" w:qFormat="1"/>
+    <w:lsdException w:name="heading 7" w:uiPriority="9" w:qFormat="1"/>
+    <w:lsdException w:name="heading 8" w:uiPriority="9" w:qFormat="1"/>
+    <w:lsdException w:name="heading 9" w:uiPriority="9" w:qFormat="1"/>
+    <w:lsdException w:name="toc 1" w:uiPriority="39"/>
+    <w:lsdException w:name="toc 2" w:uiPriority="39"/>
+    <w:lsdException w:name="toc 3" w:uiPriority="39"/>
+    <w:lsdException w:name="toc 4" w:uiPriority="39"/>
+    <w:lsdException w:name="toc 5" w:uiPriority="39"/>
+    <w:lsdException w:name="toc 6" w:uiPriority="39"/>
+    <w:lsdException w:name="toc 7" w:uiPriority="39"/>
+    <w:lsdException w:name="toc 8" w:uiPriority="39"/>
+    <w:lsdException w:name="toc 9" w:uiPriority="39"/>
+    <w:lsdException w:name="caption" w:uiPriority="35" w:qFormat="1"/>
+    <w:lsdException w:name="Title" w:semiHidden="0" w:uiPriority="10" w:unhideWhenUsed="0" w:qFormat="1"/>
+    <w:lsdException w:name="Default Paragraph Font" w:uiPriority="1"/>
+    <w:lsdException w:name="Subtitle" w:semiHidden="0" w:uiPriority="11" w:unhideWhenUsed="0" w:qFormat="1"/>
+    <w:lsdException w:name="Strong" w:semiHidden="0" w:uiPriority="22" w:unhideWhenUsed="0" w:qFormat="1"/>
+    <w:lsdException w:name="Emphasis" w:semiHidden="0" w:uiPriority="20" w:unhideWhenUsed="0" w:qFormat="1"/>
+    <w:lsdException w:name="Table Grid" w:semiHidden="0" w:uiPriority="39" w:unhideWhenUsed="0"/>
+    <w:lsdException w:name="Placeholder Text" w:unhideWhenUsed="0"/>
+    <w:lsdException w:name="No Spacing" w:semiHidden="0" w:uiPriority="1" w:unhideWhenUsed="0" w:qFormat="1"/>
+    <w:lsdException w:name="Light Shading" w:semiHidden="0" w:uiPriority="60" w:unhideWhenUsed="0"/>
+    <w:lsdException w:name="Light List" w:semiHidden="0" w:uiPriority="61" w:unhideWhenUsed="0"/>
+    <w:lsdException w:name="Light Grid" w:semiHidden="0" w:uiPriority="62" w:unhideWhenUsed="0"/>
+    <w:lsdException w:name="Medium Shading 1" w:semiHidden="0" w:uiPriority="63" w:unhideWhenUsed="0"/>
+    <w:lsdException w:name="Medium Shading 2" w:semiHidden="0" w:uiPriority="64" w:unhideWhenUsed="0"/>
+    <w:lsdException w:name="Medium List 1" w:semiHidden="0" w:uiPriority="65" w:unhideWhenUsed="0"/>
+    <w:lsdException w:name="Medium List 2" w:semiHidden="0" w:uiPriority="66" w:unhideWhenUsed="0"/>
+    <w:lsdException w:name="Medium Grid 1" w:semiHidden="0" w:uiPriority="67" w:unhideWhenUsed="0"/>
+    <w:lsdException w:name="Medium Grid 2" w:semiHidden="0" w:uiPriority="68" w:unhideWhenUsed="0"/>
+    <w:lsdException w:name="Medium Grid 3" w:semiHidden="0" w:uiPriority="69" w:unhideWhenUsed="0"/>
+    <w:lsdException w:name="Dark List" w:semiHidden="0" w:uiPriority="70" w:unhideWhenUsed="0"/>
+    <w:lsdException w:name="Colorful Shading" w:semiHidden="0" w:uiPriority="71" w:unhideWhenUsed="0"/>
+    <w:lsdException w:name="Colorful List" w:semiHidden="0" w:uiPriority="72" w:unhideWhenUsed="0"/>
+    <w:lsdException w:name="Colorful Grid" w:semiHidden="0" w:uiPriority="73" w:unhideWhenUsed="0"/>
+    <w:lsdException w:name="Light Shading Accent 1" w:semiHidden="0" w:uiPriority="60" w:unhideWhenUsed="0"/>
+    <w:lsdException w:name="Light List Accent 1" w:semiHidden="0" w:uiPriority="61" w:unhideWhenUsed="0"/>
+    <w:lsdException w:name="Light Grid Accent 1" w:semiHidden="0" w:uiPriority="62" w:unhideWhenUsed="0"/>
+    <w:lsdException w:name="Medium Shading 1 Accent 1" w:semiHidden="0" w:uiPriority="63" w:unhideWhenUsed="0"/>
+    <w:lsdException w:name="Medium Shading 2 Accent 1" w:semiHidden="0" w:uiPriority="64" w:unhideWhenUsed="0"/>
+    <w:lsdException w:name="Medium List 1 Accent 1" w:semiHidden="0" w:uiPriority="65" w:unhideWhenUsed="0"/>
+    <w:lsdException w:name="Revision" w:unhideWhenUsed="0"/>
+    <w:lsdException w:name="List Paragraph" w:semiHidden="0" w:uiPriority="34" w:unhideWhenUsed="0" w:qFormat="1"/>
+    <w:lsdException w:name="Quote" w:semiHidden="0" w:uiPriority="29" w:unhideWhenUsed="0" w:qFormat="1"/>
+    <w:lsdException w:name="Intense Quote" w:semiHidden="0" w:uiPriority="30" w:unhideWhenUsed="0" w:qFormat="1"/>
+    <w:lsdException w:name="Medium List 2 Accent 1" w:semiHidden="0" w:uiPriority="66" w:unhideWhenUsed="0"/>
+    <w:lsdException w:name="Medium Grid 1 Accent 1" w:semiHidden="0" w:uiPriority="67" w:unhideWhenUsed="0"/>
+    <w:lsdException w:name="Medium Grid 2 Accent 1" w:semiHidden="0" w:uiPriority="68" w:unhideWhenUsed="0"/>
+    <w:lsdException w:name="Medium Grid 3 Accent 1" w:semiHidden="0" w:uiPriority="69" w:unhideWhenUsed="0"/>
+    <w:lsdException w:name="Dark List Accent 1" w:semiHidden="0" w:uiPriority="70" w:unhideWhenUsed="0"/>
+    <w:lsdException w:name="Colorful Shading Accent 1" w:semiHidden="0" w:uiPriority="71" w:unhideWhenUsed="0"/>
+    <w:lsdException w:name="Colorful List Accent 1" w:semiHidden="0" w:uiPriority="72" w:unhideWhenUsed="0"/>
+    <w:lsdException w:name="Colorful Grid Accent 1" w:semiHidden="0" w:uiPriority="73" w:unhideWhenUsed="0"/>
+    <w:lsdException w:name="Light Shading Accent 2" w:semiHidden="0" w:uiPriority="60" w:unhideWhenUsed="0"/>
+    <w:lsdException w:name="Light List Accent 2" w:semiHidden="0" w:uiPriority="61" w:unhideWhenUsed="0"/>
+    <w:lsdException w:name="Light Grid Accent 2" w:semiHidden="0" w:uiPriority="62" w:unhideWhenUsed="0"/>
+    <w:lsdException w:name="Medium Shading 1 Accent 2" w:semiHidden="0" w:uiPriority="63" w:unhideWhenUsed="0"/>
+    <w:lsdException w:name="Medium Shading 2 Accent 2" w:semiHidden="0" w:uiPriority="64" w:unhideWhenUsed="0"/>
+    <w:lsdException w:name="Medium List 1 Accent 2" w:semiHidden="0" w:uiPriority="65" w:unhideWhenUsed="0"/>
+    <w:lsdException w:name="Medium List 2 Accent 2" w:semiHidden="0" w:uiPriority="66" w:unhideWhenUsed="0"/>
+    <w:lsdException w:name="Medium Grid 1 Accent 2" w:semiHidden="0" w:uiPriority="67" w:unhideWhenUsed="0"/>
+    <w:lsdException w:name="Medium Grid 2 Accent 2" w:semiHidden="0" w:uiPriority="68" w:unhideWhenUsed="0"/>
+    <w:lsdException w:name="Medium Grid 3 Accent 2" w:semiHidden="0" w:uiPriority="69" w:unhideWhenUsed="0"/>
+    <w:lsdException w:name="Dark List Accent 2" w:semiHidden="0" w:uiPriority="70" w:unhideWhenUsed="0"/>
+    <w:lsdException w:name="Colorful Shading Accent 2" w:semiHidden="0" w:uiPriority="71" w:unhideWhenUsed="0"/>
+    <w:lsdException w:name="Colorful List Accent 2" w:semiHidden="0" w:uiPriority="72" w:unhideWhenUsed="0"/>
+    <w:lsdException w:name="Colorful Grid Accent 2" w:semiHidden="0" w:uiPriority="73" w:unhideWhenUsed="0"/>
+    <w:lsdException w:name="Light Shading Accent 3" w:semiHidden="0" w:uiPriority="60" w:unhideWhenUsed="0"/>
+    <w:lsdException w:name="Light List Accent 3" w:semiHidden="0" w:uiPriority="61" w:unhideWhenUsed="0"/>
+    <w:lsdException w:name="Light Grid Accent 3" w:semiHidden="0" w:uiPriority="62" w:unhideWhenUsed="0"/>
+    <w:lsdException w:name="Medium Shading 1 Accent 3" w:semiHidden="0" w:uiPriority="63" w:unhideWhenUsed="0"/>
+    <w:lsdException w:name="Medium Shading 2 Accent 3" w:semiHidden="0" w:uiPriority="64" w:unhideWhenUsed="0"/>
+    <w:lsdException w:name="Medium List 1 Accent 3" w:semiHidden="0" w:uiPriority="65" w:unhideWhenUsed="0"/>
+    <w:lsdException w:name="Medium List 2 Accent 3" w:semiHidden="0" w:uiPriority="66" w:unhideWhenUsed="0"/>
+    <w:lsdException w:name="Medium Grid 1 Accent 3" w:semiHidden="0" w:uiPriority="67" w:unhideWhenUsed="0"/>
+    <w:lsdException w:name="Medium Grid 2 Accent 3" w:semiHidden="0" w:uiPriority="68" w:unhideWhenUsed="0"/>
+    <w:lsdException w:name="Medium Grid 3 Accent 3" w:semiHidden="0" w:uiPriority="69" w:unhideWhenUsed="0"/>
+    <w:lsdException w:name="Dark List Accent 3" w:semiHidden="0" w:uiPriority="70" w:unhideWhenUsed="0"/>
+    <w:lsdException w:name="Colorful Shading Accent 3" w:semiHidden="0" w:uiPriority="71" w:unhideWhenUsed="0"/>
+    <w:lsdException w:name="Colorful List Accent 3" w:semiHidden="0" w:uiPriority="72" w:unhideWhenUsed="0"/>
+    <w:lsdException w:name="Colorful Grid Accent 3" w:semiHidden="0" w:uiPriority="73" w:unhideWhenUsed="0"/>
+    <w:lsdException w:name="Light Shading Accent 4" w:semiHidden="0" w:uiPriority="60" w:unhideWhenUsed="0"/>
+    <w:lsdException w:name="Light List Accent 4" w:semiHidden="0" w:uiPriority="61" w:unhideWhenUsed="0"/>
+    <w:lsdException w:name="Light Grid Accent 4" w:semiHidden="0" w:uiPriority="62" w:unhideWhenUsed="0"/>
+    <w:lsdException w:name="Medium Shading 1 Accent 4" w:semiHidden="0" w:uiPriority="63" w:unhideWhenUsed="0"/>
+    <w:lsdException w:name="Medium Shading 2 Accent 4" w:semiHidden="0" w:uiPriority="64" w:unhideWhenUsed="0"/>
+    <w:lsdException w:name="Medium List 1 Accent 4" w:semiHidden="0" w:uiPriority="65" w:unhideWhenUsed="0"/>
+    <w:lsdException w:name="Medium List 2 Accent 4" w:semiHidden="0" w:uiPriority="66" w:unhideWhenUsed="0"/>
+    <w:lsdException w:name="Medium Grid 1 Accent 4" w:semiHidden="0" w:uiPriority="67" w:unhideWhenUsed="0"/>
+    <w:lsdException w:name="Medium Grid 2 Accent 4" w:semiHidden="0" w:uiPriority="68" w:unhideWhenUsed="0"/>
+    <w:lsdException w:name="Medium Grid 3 Accent 4" w:semiHidden="0" w:uiPriority="69" w:unhideWhenUsed="0"/>
+    <w:lsdException w:name="Dark List Accent 4" w:semiHidden="0" w:uiPriority="70" w:unhideWhenUsed="0"/>
+    <w:lsdException w:name="Colorful Shading Accent 4" w:semiHidden="0" w:uiPriority="71" w:unhideWhenUsed="0"/>
+    <w:lsdException w:name="Colorful List Accent 4" w:semiHidden="0" w:uiPriority="72" w:unhideWhenUsed="0"/>
+    <w:lsdException w:name="Colorful Grid Accent 4" w:semiHidden="0" w:uiPriority="73" w:unhideWhenUsed="0"/>
+    <w:lsdException w:name="Light Shading Accent 5" w:semiHidden="0" w:uiPriority="60" w:unhideWhenUsed="0"/>
+    <w:lsdException w:name="Light List Accent 5" w:semiHidden="0" w:uiPriority="61" w:unhideWhenUsed="0"/>
+    <w:lsdException w:name="Light Grid Accent 5" w:semiHidden="0" w:uiPriority="62" w:unhideWhenUsed="0"/>
+    <w:lsdException w:name="Medium Shading 1 Accent 5" w:semiHidden="0" w:uiPriority="63" w:unhideWhenUsed="0"/>
+    <w:lsdException w:name="Medium Shading 2 Accent 5" w:semiHidden="0" w:uiPriority="64" w:unhideWhenUsed="0"/>
+    <w:lsdException w:name="Medium List 1 Accent 5" w:semiHidden="0" w:uiPriority="65" w:unhideWhenUsed="0"/>
+    <w:lsdException w:name="Medium List 2 Accent 5" w:semiHidden="0" w:uiPriority="66" w:unhideWhenUsed="0"/>
+    <w:lsdException w:name="Medium Grid 1 Accent 5" w:semiHidden="0" w:uiPriority="67" w:unhideWhenUsed="0"/>
+    <w:lsdException w:name="Medium Grid 2 Accent 5" w:semiHidden="0" w:uiPriority="68" w:unhideWhenUsed="0"/>
+    <w:lsdException w:name="Medium Grid 3 Accent 5" w:semiHidden="0" w:uiPriority="69" w:unhideWhenUsed="0"/>
+    <w:lsdException w:name="Dark List Accent 5" w:semiHidden="0" w:uiPriority="70" w:unhideWhenUsed="0"/>
+    <w:lsdException w:name="Colorful Shading Accent 5" w:semiHidden="0" w:uiPriority="71" w:unhideWhenUsed="0"/>
+    <w:lsdException w:name="Colorful List Accent 5" w:semiHidden="0" w:uiPriority="72" w:unhideWhenUsed="0"/>
+    <w:lsdException w:name="Colorful Grid Accent 5" w:semiHidden="0" w:uiPriority="73" w:unhideWhenUsed="0"/>
+    <w:lsdException w:name="Light Shading Accent 6" w:semiHidden="0" w:uiPriority="60" w:unhideWhenUsed="0"/>
+    <w:lsdException w:name="Light List Accent 6" w:semiHidden="0" w:uiPriority="61" w:unhideWhenUsed="0"/>
+    <w:lsdException w:name="Light Grid Accent 6" w:semiHidden="0" w:uiPriority="62" w:unhideWhenUsed="0"/>
+    <w:lsdException w:name="Medium Shading 1 Accent 6" w:semiHidden="0" w:uiPriority="63" w:unhideWhenUsed="0"/>
+    <w:lsdException w:name="Medium Shading 2 Accent 6" w:semiHidden="0" w:uiPriority="64" w:unhideWhenUsed="0"/>
+    <w:lsdException w:name="Medium List 1 Accent 6" w:semiHidden="0" w:uiPriority="65" w:unhideWhenUsed="0"/>
+    <w:lsdException w:name="Medium List 2 Accent 6" w:semiHidden="0" w:uiPriority="66" w:unhideWhenUsed="0"/>
+    <w:lsdException w:name="Medium Grid 1 Accent 6" w:semiHidden="0" w:uiPriority="67" w:unhideWhenUsed="0"/>
+    <w:lsdException w:name="Medium Grid 2 Accent 6" w:semiHidden="0" w:uiPriority="68" w:unhideWhenUsed="0"/>
+    <w:lsdException w:name="Medium Grid 3 Accent 6" w:semiHidden="0" w:uiPriority="69" w:unhideWhenUsed="0"/>
+    <w:lsdException w:name="Dark List Accent 6" w:semiHidden="0" w:uiPriority="70" w:unhideWhenUsed="0"/>
+    <w:lsdException w:name="Colorful Shading Accent 6" w:semiHidden="0" w:uiPriority="71" w:unhideWhenUsed="0"/>
+    <w:lsdException w:name="Colorful List Accent 6" w:semiHidden="0" w:uiPriority="72" w:unhideWhenUsed="0"/>
+    <w:lsdException w:name="Colorful Grid Accent 6" w:semiHidden="0" w:uiPriority="73" w:unhideWhenUsed="0"/>
+    <w:lsdException w:name="Subtle Emphasis" w:semiHidden="0" w:uiPriority="19" w:unhideWhenUsed="0" w:qFormat="1"/>
+    <w:lsdException w:name="Intense Emphasis" w:semiHidden="0" w:uiPriority="21" w:unhideWhenUsed="0" w:qFormat="1"/>
+    <w:lsdException w:name="Subtle Reference" w:semiHidden="0" w:uiPriority="31" w:unhideWhenUsed="0" w:qFormat="1"/>
+    <w:lsdException w:name="Intense Reference" w:semiHidden="0" w:uiPriority="32" w:unhideWhenUsed="0" w:qFormat="1"/>
+    <w:lsdException w:name="Book Title" w:semiHidden="0" w:uiPriority="33" w:unhideWhenUsed="0" w:qFormat="1"/>
+    <w:lsdException w:name="Bibliography" w:uiPriority="37"/>
+    <w:lsdException w:name="TOC Heading" w:uiPriority="39" w:qFormat="1"/>
   </w:latentStyles>
   <w:style w:type="paragraph" w:default="1" w:styleId="a">
     <w:name w:val="Normal"/>
     <w:qFormat/>
+    <w:rsid w:val="00B25B62"/>
   </w:style>
   <w:style w:type="character" w:default="1" w:styleId="a0">
     <w:name w:val="Default Paragraph Font"/>
@@ -2093,6 +2886,7 @@
     <w:uiPriority w:val="99"/>
     <w:semiHidden/>
     <w:unhideWhenUsed/>
+    <w:qFormat/>
     <w:tblPr>
       <w:tblInd w:w="0" w:type="dxa"/>
       <w:tblCellMar>
@@ -2121,6 +2915,17 @@
       <w:sz w:val="24"/>
       <w:szCs w:val="24"/>
       <w:lang w:eastAsia="ru-RU"/>
+    </w:rPr>
+  </w:style>
+  <w:style w:type="character" w:styleId="a3">
+    <w:name w:val="Strong"/>
+    <w:basedOn w:val="a0"/>
+    <w:uiPriority w:val="22"/>
+    <w:qFormat/>
+    <w:rsid w:val="007E484C"/>
+    <w:rPr>
+      <w:b/>
+      <w:bCs/>
     </w:rPr>
   </w:style>
 </w:styles>
@@ -2169,7 +2974,7 @@
     </a:clrScheme>
     <a:fontScheme name="Стандартная">
       <a:majorFont>
-        <a:latin typeface="Calibri Light" panose="020F0302020204030204"/>
+        <a:latin typeface="Calibri Light"/>
         <a:ea typeface=""/>
         <a:cs typeface=""/>
         <a:font script="Jpan" typeface="游ゴシック Light"/>
@@ -2204,7 +3009,7 @@
         <a:font script="Geor" typeface="Sylfaen"/>
       </a:majorFont>
       <a:minorFont>
-        <a:latin typeface="Calibri" panose="020F0502020204030204"/>
+        <a:latin typeface="Calibri"/>
         <a:ea typeface=""/>
         <a:cs typeface=""/>
         <a:font script="Jpan" typeface="游明朝"/>
@@ -2381,7 +3186,7 @@
   <a:extraClrSchemeLst/>
   <a:extLst>
     <a:ext uri="{05A4C25C-085E-4340-85A3-A5531E510DB2}">
-      <thm15:themeFamily xmlns:thm15="http://schemas.microsoft.com/office/thememl/2012/main" name="Office Theme" id="{62F939B6-93AF-4DB8-9C6B-D6C7DFDC589F}" vid="{4A3C46E8-61CC-4603-A589-7422A47A8E4A}"/>
+      <thm15:themeFamily xmlns="" xmlns:thm15="http://schemas.microsoft.com/office/thememl/2012/main" name="Office Theme" id="{62F939B6-93AF-4DB8-9C6B-D6C7DFDC589F}" vid="{4A3C46E8-61CC-4603-A589-7422A47A8E4A}"/>
     </a:ext>
   </a:extLst>
 </a:theme>
